--- a/pr-preview/pr-466/exploratory-descriptive-handout-tracked-changes.docx
+++ b/pr-preview/pr-466/exploratory-descriptive-handout-tracked-changes.docx
@@ -16,7 +16,7 @@
       </w:pPr>
       <w:del w:id="1" w:author="PR Preview" w:date="2026-01-01T00:00:00Z">
         <w:r>
-          <w:delText xml:space="preserve">Last modified: 2026-10-23 11:56:24 (PDT)</w:delText>
+          <w:delText xml:space="preserve">Last modified: 2026-10-23 15:57:13 (PDT)</w:delText>
         </w:r>
       </w:del>
     </w:p>
@@ -26,11 +26,11 @@
       </w:pPr>
       <w:ins w:id="2" w:author="PR Preview" w:date="2026-01-01T00:00:00Z">
         <w:r>
-          <w:t xml:space="preserve">Last modified: 2026-10-23 14:26:42 (PDT)</w:t>
+          <w:t xml:space="preserve">Last modified: 2026-10-23 16:12:35 (PDT)</w:t>
         </w:r>
       </w:ins>
     </w:p>
-    <w:bookmarkStart w:id="24" w:name="introduction"/>
+    <w:bookmarkStart w:id="27" w:name="introduction"/>
     <w:p>
       <w:pPr>
         <w:pStyle w:val="Heading2"/>
@@ -1924,7 +1924,7 @@
       </w:r>
     </w:p>
     <w:bookmarkEnd w:id="14"/>
-    <w:bookmarkStart w:id="23" w:name="sec-populations-samples"/>
+    <w:bookmarkStart w:id="26" w:name="sec-populations-samples"/>
     <w:p>
       <w:pPr>
         <w:pStyle w:val="Heading3"/>
@@ -2634,7 +2634,7 @@
         <w:t xml:space="preserve">or, when it has one, by its probability mass or density function.</w:t>
       </w:r>
     </w:p>
-    <w:bookmarkStart w:id="19" w:name="def-sample"/>
+    <w:bookmarkStart w:id="20" w:name="def-observation"/>
     <w:p>
       <w:pPr>
         <w:pStyle w:val="BodyText"/>
@@ -2644,7 +2644,156 @@
           <w:b/>
           <w:bCs/>
         </w:rPr>
-        <w:t xml:space="preserve">Definition 3 (Sample)</w:t>
+        <w:t xml:space="preserve">Definition 3 (Observation)</w:t>
+      </w:r>
+      <w:r>
+        <w:t xml:space="preserve"> </w:t>
+      </w:r>
+      <w:r>
+        <w:t xml:space="preserve">An</w:t>
+      </w:r>
+      <w:r>
+        <w:t xml:space="preserve"> </w:t>
+      </w:r>
+      <w:r>
+        <w:rPr>
+          <w:b/>
+          <w:bCs/>
+        </w:rPr>
+        <w:t xml:space="preserve">observation</w:t>
+      </w:r>
+      <w:r>
+        <w:t xml:space="preserve"> </w:t>
+      </w:r>
+      <w:r>
+        <w:t xml:space="preserve">is the set of values recorded for the variables</w:t>
+      </w:r>
+      <w:r>
+        <w:t xml:space="preserve"> </w:t>
+      </w:r>
+      <w:r>
+        <w:t xml:space="preserve">on one unit of a population (</w:t>
+      </w:r>
+      <w:hyperlink w:anchor="def-population">
+        <w:r>
+          <w:rPr>
+            <w:rStyle w:val="Hyperlink"/>
+          </w:rPr>
+          <w:t xml:space="preserve">Definition 1</w:t>
+        </w:r>
+      </w:hyperlink>
+      <w:r>
+        <w:t xml:space="preserve">).</w:t>
+      </w:r>
+      <w:r>
+        <w:t xml:space="preserve"> </w:t>
+      </w:r>
+      <w:r>
+        <w:t xml:space="preserve">Each recorded value is a</w:t>
+      </w:r>
+      <w:r>
+        <w:t xml:space="preserve"> </w:t>
+      </w:r>
+      <w:hyperlink r:id="rId19">
+        <w:r>
+          <w:rPr>
+            <w:rStyle w:val="Hyperlink"/>
+          </w:rPr>
+          <w:t xml:space="preserve">realization</w:t>
+        </w:r>
+      </w:hyperlink>
+      <w:r>
+        <w:t xml:space="preserve"> </w:t>
+      </w:r>
+      <w:r>
+        <w:t xml:space="preserve">of the corresponding variable.</w:t>
+      </w:r>
+    </w:p>
+    <w:bookmarkEnd w:id="20"/>
+    <w:bookmarkStart w:id="21" w:name="exm-observation-wcgs"/>
+    <w:p>
+      <w:pPr>
+        <w:pStyle w:val="BodyText"/>
+      </w:pPr>
+      <w:r>
+        <w:rPr>
+          <w:b/>
+          <w:bCs/>
+        </w:rPr>
+        <w:t xml:space="preserve">Example 1 (One observation in the WCGS)</w:t>
+      </w:r>
+      <w:r>
+        <w:t xml:space="preserve"> </w:t>
+      </w:r>
+      <w:r>
+        <w:t xml:space="preserve">Each row of the</w:t>
+      </w:r>
+      <w:r>
+        <w:t xml:space="preserve"> </w:t>
+      </w:r>
+      <w:r>
+        <w:rPr>
+          <w:rStyle w:val="VerbatimChar"/>
+        </w:rPr>
+        <w:t xml:space="preserve">wcgs</w:t>
+      </w:r>
+      <w:r>
+        <w:t xml:space="preserve"> </w:t>
+      </w:r>
+      <w:r>
+        <w:t xml:space="preserve">data frame is one</w:t>
+      </w:r>
+      <w:r>
+        <w:t xml:space="preserve"> </w:t>
+      </w:r>
+      <w:hyperlink w:anchor="def-observation">
+        <w:r>
+          <w:rPr>
+            <w:rStyle w:val="Hyperlink"/>
+          </w:rPr>
+          <w:t xml:space="preserve">observation</w:t>
+        </w:r>
+      </w:hyperlink>
+      <w:r>
+        <w:t xml:space="preserve">:</w:t>
+      </w:r>
+      <w:r>
+        <w:t xml:space="preserve"> </w:t>
+      </w:r>
+      <w:r>
+        <w:t xml:space="preserve">the values recorded for one participant.</w:t>
+      </w:r>
+      <w:r>
+        <w:t xml:space="preserve"> </w:t>
+      </w:r>
+      <w:r>
+        <w:t xml:space="preserve">The first participant’s observation has</w:t>
+      </w:r>
+      <w:r>
+        <w:t xml:space="preserve"> </w:t>
+      </w:r>
+      <w:r>
+        <w:t xml:space="preserve">age 50 years and</w:t>
+      </w:r>
+      <w:r>
+        <w:t xml:space="preserve"> </w:t>
+      </w:r>
+      <w:r>
+        <w:t xml:space="preserve">cholesterol 249 mg/dL.</w:t>
+      </w:r>
+    </w:p>
+    <w:bookmarkEnd w:id="21"/>
+    <w:bookmarkStart w:id="22" w:name="def-sample"/>
+    <w:p>
+      <w:pPr>
+        <w:pStyle w:val="BodyText"/>
+      </w:pPr>
+      <w:r>
+        <w:rPr>
+          <w:b/>
+          <w:bCs/>
+        </w:rPr>
+        <w:t xml:space="preserve">Definition 4 (Sample)</w:t>
       </w:r>
       <w:r>
         <w:t xml:space="preserve"> </w:t>
@@ -2761,8 +2910,8 @@
         <w:t xml:space="preserve">).</w:t>
       </w:r>
     </w:p>
-    <w:bookmarkEnd w:id="19"/>
-    <w:bookmarkStart w:id="21" w:name="def-random-sample"/>
+    <w:bookmarkEnd w:id="22"/>
+    <w:bookmarkStart w:id="24" w:name="def-random-sample"/>
     <w:p>
       <w:pPr>
         <w:pStyle w:val="BodyText"/>
@@ -2772,7 +2921,7 @@
           <w:b/>
           <w:bCs/>
         </w:rPr>
-        <w:t xml:space="preserve">Definition 4 (Random sample)</w:t>
+        <w:t xml:space="preserve">Definition 5 (Random sample)</w:t>
       </w:r>
       <w:r>
         <w:t xml:space="preserve"> </w:t>
@@ -2785,7 +2934,7 @@
           <w:rPr>
             <w:rStyle w:val="Hyperlink"/>
           </w:rPr>
-          <w:t xml:space="preserve">Definition 3</w:t>
+          <w:t xml:space="preserve">Definition 4</w:t>
         </w:r>
       </w:hyperlink>
       <w:r>
@@ -2816,7 +2965,7 @@
       <w:r>
         <w:t xml:space="preserve"> </w:t>
       </w:r>
-      <w:hyperlink r:id="rId20">
+      <w:hyperlink r:id="rId23">
         <w:r>
           <w:rPr>
             <w:rStyle w:val="Hyperlink"/>
@@ -2961,7 +3110,7 @@
         <w:t xml:space="preserve">.</w:t>
       </w:r>
     </w:p>
-    <w:bookmarkEnd w:id="21"/>
+    <w:bookmarkEnd w:id="24"/>
     <w:p>
       <w:pPr>
         <w:pStyle w:val="BodyText"/>
@@ -3004,7 +3153,7 @@
         <w:t xml:space="preserve">approximates one.</w:t>
       </w:r>
     </w:p>
-    <w:bookmarkStart w:id="22" w:name="exm-population-sample-wcgs"/>
+    <w:bookmarkStart w:id="25" w:name="exm-population-sample-wcgs"/>
     <w:p>
       <w:pPr>
         <w:pStyle w:val="BodyText"/>
@@ -3014,7 +3163,7 @@
           <w:b/>
           <w:bCs/>
         </w:rPr>
-        <w:t xml:space="preserve">Example 1 (Population and sample in the WCGS)</w:t>
+        <w:t xml:space="preserve">Example 2 (Population and sample in the WCGS)</w:t>
       </w:r>
       <w:r>
         <w:t xml:space="preserve"> </w:t>
@@ -3082,7 +3231,7 @@
           <w:rPr>
             <w:rStyle w:val="Hyperlink"/>
           </w:rPr>
-          <w:t xml:space="preserve">Definition 3</w:t>
+          <w:t xml:space="preserve">Definition 4</w:t>
         </w:r>
       </w:hyperlink>
       <w:r>
@@ -3111,7 +3260,7 @@
           <w:rPr>
             <w:rStyle w:val="Hyperlink"/>
           </w:rPr>
-          <w:t xml:space="preserve">Definition 4</w:t>
+          <w:t xml:space="preserve">Definition 5</w:t>
         </w:r>
       </w:hyperlink>
       <w:r>
@@ -3142,10 +3291,10 @@
         <w:t xml:space="preserve">only to the extent that the volunteers resemble the rest of the population.</w:t>
       </w:r>
     </w:p>
-    <w:bookmarkEnd w:id="22"/>
-    <w:bookmarkEnd w:id="23"/>
-    <w:bookmarkEnd w:id="24"/>
-    <w:bookmarkStart w:id="48" w:name="summarizing-a-single-variable"/>
+    <w:bookmarkEnd w:id="25"/>
+    <w:bookmarkEnd w:id="26"/>
+    <w:bookmarkEnd w:id="27"/>
+    <w:bookmarkStart w:id="53" w:name="summarizing-a-single-variable"/>
     <w:p>
       <w:pPr>
         <w:pStyle w:val="Heading2"/>
@@ -3154,7 +3303,7 @@
         <w:t xml:space="preserve">2 Summarizing a single variable</w:t>
       </w:r>
     </w:p>
-    <w:bookmarkStart w:id="30" w:name="measures-of-center"/>
+    <w:bookmarkStart w:id="35" w:name="measures-of-center"/>
     <w:p>
       <w:pPr>
         <w:pStyle w:val="Heading3"/>
@@ -3163,7 +3312,7 @@
         <w:t xml:space="preserve">2.1 Measures of center</w:t>
       </w:r>
     </w:p>
-    <w:bookmarkStart w:id="25" w:name="def-sample-mean"/>
+    <w:bookmarkStart w:id="28" w:name="def-sample-mean"/>
     <w:p>
       <w:pPr>
         <w:pStyle w:val="FirstParagraph"/>
@@ -3173,7 +3322,7 @@
           <w:b/>
           <w:bCs/>
         </w:rPr>
-        <w:t xml:space="preserve">Definition 5 (Sample mean)</w:t>
+        <w:t xml:space="preserve">Definition 6 (Sample mean)</w:t>
       </w:r>
       <w:r>
         <w:t xml:space="preserve"> </w:t>
@@ -3362,8 +3511,8 @@
         </m:oMath>
       </m:oMathPara>
     </w:p>
-    <w:bookmarkEnd w:id="25"/>
-    <w:bookmarkStart w:id="26" w:name="exm-sample-mean"/>
+    <w:bookmarkEnd w:id="28"/>
+    <w:bookmarkStart w:id="29" w:name="exm-sample-mean"/>
     <w:p>
       <w:pPr>
         <w:pStyle w:val="FirstParagraph"/>
@@ -3373,7 +3522,7 @@
           <w:b/>
           <w:bCs/>
         </w:rPr>
-        <w:t xml:space="preserve">Example 2 (Sample mean cholesterol in the WCGS)</w:t>
+        <w:t xml:space="preserve">Example 3 (Sample mean cholesterol in the WCGS)</w:t>
       </w:r>
       <w:r>
         <w:t xml:space="preserve"> </w:t>
@@ -3471,8 +3620,8 @@
         <w:t xml:space="preserve">#&gt; [1] 226.372</w:t>
       </w:r>
     </w:p>
-    <w:bookmarkEnd w:id="26"/>
-    <w:bookmarkStart w:id="28" w:name="def-sample-median"/>
+    <w:bookmarkEnd w:id="29"/>
+    <w:bookmarkStart w:id="31" w:name="exm-sample-vs-population-mean"/>
     <w:p>
       <w:pPr>
         <w:pStyle w:val="FirstParagraph"/>
@@ -3482,7 +3631,7 @@
           <w:b/>
           <w:bCs/>
         </w:rPr>
-        <w:t xml:space="preserve">Definition 6 (Sample median)</w:t>
+        <w:t xml:space="preserve">Example 4 (Sample mean versus population mean of cholesterol)</w:t>
       </w:r>
       <w:r>
         <w:t xml:space="preserve"> </w:t>
@@ -3493,11 +3642,178 @@
       <w:r>
         <w:t xml:space="preserve"> </w:t>
       </w:r>
+      <w:hyperlink r:id="rId30">
+        <w:r>
+          <w:rPr>
+            <w:rStyle w:val="Hyperlink"/>
+          </w:rPr>
+          <w:t xml:space="preserve">population mean</w:t>
+        </w:r>
+      </w:hyperlink>
+      <w:r>
+        <w:t xml:space="preserve"> </w:t>
+      </w:r>
+      <w:r>
+        <w:t xml:space="preserve">of cholesterol</w:t>
+      </w:r>
+      <w:r>
+        <w:t xml:space="preserve"> </w:t>
+      </w:r>
+      <w:r>
+        <w:t xml:space="preserve">is the</w:t>
+      </w:r>
+      <w:r>
+        <w:t xml:space="preserve"> </w:t>
+      </w:r>
+      <w:hyperlink r:id="rId30">
+        <w:r>
+          <w:rPr>
+            <w:rStyle w:val="Hyperlink"/>
+          </w:rPr>
+          <w:t xml:space="preserve">expectation</w:t>
+        </w:r>
+      </w:hyperlink>
+      <w:r>
+        <w:t xml:space="preserve"> </w:t>
+      </w:r>
+      <w:r>
+        <w:t xml:space="preserve">of the population distribution (</w:t>
+      </w:r>
+      <w:hyperlink w:anchor="def-population-distribution">
+        <w:r>
+          <w:rPr>
+            <w:rStyle w:val="Hyperlink"/>
+          </w:rPr>
+          <w:t xml:space="preserve">Definition 2</w:t>
+        </w:r>
+      </w:hyperlink>
+      <w:r>
+        <w:t xml:space="preserve">).</w:t>
+      </w:r>
+      <w:r>
+        <w:t xml:space="preserve"> </w:t>
+      </w:r>
+      <w:r>
+        <w:t xml:space="preserve">It is a fixed number that we do not know.</w:t>
+      </w:r>
+      <w:r>
+        <w:t xml:space="preserve"> </w:t>
+      </w:r>
+      <w:r>
+        <w:t xml:space="preserve">The sample mean (</w:t>
+      </w:r>
+      <w:hyperlink w:anchor="def-sample-mean">
+        <w:r>
+          <w:rPr>
+            <w:rStyle w:val="Hyperlink"/>
+          </w:rPr>
+          <w:t xml:space="preserve">Definition 6</w:t>
+        </w:r>
+      </w:hyperlink>
+      <w:r>
+        <w:t xml:space="preserve">) of the</w:t>
+      </w:r>
+      <w:r>
+        <w:t xml:space="preserve"> </w:t>
+      </w:r>
+      <w:r>
+        <w:rPr>
+          <w:rStyle w:val="VerbatimChar"/>
+        </w:rPr>
+        <w:t xml:space="preserve">wcgs</w:t>
+      </w:r>
+      <w:r>
+        <w:t xml:space="preserve"> </w:t>
+      </w:r>
+      <w:r>
+        <w:t xml:space="preserve">data,</w:t>
+      </w:r>
+      <w:r>
+        <w:t xml:space="preserve"> </w:t>
+      </w:r>
+      <w:r>
+        <w:t xml:space="preserve">226.4 mg/dL,</w:t>
+      </w:r>
+      <w:r>
+        <w:t xml:space="preserve"> </w:t>
+      </w:r>
+      <w:r>
+        <w:t xml:space="preserve">is computed from the observed data.</w:t>
+      </w:r>
+      <w:r>
+        <w:t xml:space="preserve"> </w:t>
+      </w:r>
+      <w:r>
+        <w:t xml:space="preserve">A different</w:t>
+      </w:r>
+      <w:r>
+        <w:t xml:space="preserve"> </w:t>
+      </w:r>
+      <w:hyperlink w:anchor="def-sample">
+        <w:r>
+          <w:rPr>
+            <w:rStyle w:val="Hyperlink"/>
+          </w:rPr>
+          <w:t xml:space="preserve">sample</w:t>
+        </w:r>
+      </w:hyperlink>
+      <w:r>
+        <w:t xml:space="preserve"> </w:t>
+      </w:r>
+      <w:r>
+        <w:t xml:space="preserve">from the same</w:t>
+      </w:r>
+      <w:r>
+        <w:t xml:space="preserve"> </w:t>
+      </w:r>
+      <w:hyperlink w:anchor="def-population">
+        <w:r>
+          <w:rPr>
+            <w:rStyle w:val="Hyperlink"/>
+          </w:rPr>
+          <w:t xml:space="preserve">population</w:t>
+        </w:r>
+      </w:hyperlink>
+      <w:r>
+        <w:t xml:space="preserve"> </w:t>
+      </w:r>
+      <w:r>
+        <w:t xml:space="preserve">would give a different sample mean,</w:t>
+      </w:r>
+      <w:r>
+        <w:t xml:space="preserve"> </w:t>
+      </w:r>
+      <w:r>
+        <w:t xml:space="preserve">while the population mean would not change.</w:t>
+      </w:r>
+    </w:p>
+    <w:bookmarkEnd w:id="31"/>
+    <w:bookmarkStart w:id="33" w:name="def-sample-median"/>
+    <w:p>
+      <w:pPr>
+        <w:pStyle w:val="BodyText"/>
+      </w:pPr>
       <w:r>
         <w:rPr>
           <w:b/>
           <w:bCs/>
         </w:rPr>
+        <w:t xml:space="preserve">Definition 7 (Sample median)</w:t>
+      </w:r>
+      <w:r>
+        <w:t xml:space="preserve"> </w:t>
+      </w:r>
+      <w:r>
+        <w:t xml:space="preserve">The</w:t>
+      </w:r>
+      <w:r>
+        <w:t xml:space="preserve"> </w:t>
+      </w:r>
+      <w:r>
+        <w:rPr>
+          <w:b/>
+          <w:bCs/>
+        </w:rPr>
         <w:t xml:space="preserve">sample median</w:t>
       </w:r>
       <w:r>
@@ -3521,7 +3837,7 @@
       <w:r>
         <w:t xml:space="preserve"> </w:t>
       </w:r>
-      <w:hyperlink r:id="rId27">
+      <w:hyperlink r:id="rId32">
         <w:r>
           <w:rPr>
             <w:rStyle w:val="Hyperlink"/>
@@ -3855,8 +4171,8 @@
         <w:t xml:space="preserve">.</w:t>
       </w:r>
     </w:p>
-    <w:bookmarkEnd w:id="28"/>
-    <w:bookmarkStart w:id="29" w:name="exm-sample-median"/>
+    <w:bookmarkEnd w:id="33"/>
+    <w:bookmarkStart w:id="34" w:name="exm-sample-median"/>
     <w:p>
       <w:pPr>
         <w:pStyle w:val="BodyText"/>
@@ -3866,7 +4182,7 @@
           <w:b/>
           <w:bCs/>
         </w:rPr>
-        <w:t xml:space="preserve">Example 3 (Median cholesterol in the WCGS)</w:t>
+        <w:t xml:space="preserve">Example 5 (Median cholesterol in the WCGS)</w:t>
       </w:r>
       <w:r>
         <w:t xml:space="preserve"> </w:t>
@@ -3955,7 +4271,7 @@
           <w:rPr>
             <w:rStyle w:val="Hyperlink"/>
           </w:rPr>
-          <w:t xml:space="preserve">Example 2</w:t>
+          <w:t xml:space="preserve">Example 3</w:t>
         </w:r>
       </w:hyperlink>
       <w:r>
@@ -3992,9 +4308,9 @@
         <w:t xml:space="preserve">A median is less sensitive to extreme values than a sample mean.</w:t>
       </w:r>
     </w:p>
-    <w:bookmarkEnd w:id="29"/>
-    <w:bookmarkEnd w:id="30"/>
-    <w:bookmarkStart w:id="41" w:name="measures-of-spread"/>
+    <w:bookmarkEnd w:id="34"/>
+    <w:bookmarkEnd w:id="35"/>
+    <w:bookmarkStart w:id="46" w:name="measures-of-spread"/>
     <w:p>
       <w:pPr>
         <w:pStyle w:val="Heading3"/>
@@ -4003,7 +4319,7 @@
         <w:t xml:space="preserve">2.2 Measures of spread</w:t>
       </w:r>
     </w:p>
-    <w:bookmarkStart w:id="31" w:name="def-sample-variance"/>
+    <w:bookmarkStart w:id="36" w:name="def-sample-variance"/>
     <w:p>
       <w:pPr>
         <w:pStyle w:val="FirstParagraph"/>
@@ -4013,7 +4329,7 @@
           <w:b/>
           <w:bCs/>
         </w:rPr>
-        <w:t xml:space="preserve">Definition 7 (Sample variance)</w:t>
+        <w:t xml:space="preserve">Definition 8 (Sample variance)</w:t>
       </w:r>
       <w:r>
         <w:t xml:space="preserve"> </w:t>
@@ -4223,8 +4539,8 @@
         <w:t xml:space="preserve">.</w:t>
       </w:r>
     </w:p>
-    <w:bookmarkEnd w:id="31"/>
-    <w:bookmarkStart w:id="32" w:name="def-sample-sd"/>
+    <w:bookmarkEnd w:id="36"/>
+    <w:bookmarkStart w:id="37" w:name="def-sample-sd"/>
     <w:p>
       <w:pPr>
         <w:pStyle w:val="BodyText"/>
@@ -4234,7 +4550,7 @@
           <w:b/>
           <w:bCs/>
         </w:rPr>
-        <w:t xml:space="preserve">Definition 8 (Sample standard deviation)</w:t>
+        <w:t xml:space="preserve">Definition 9 (Sample standard deviation)</w:t>
       </w:r>
       <w:r>
         <w:t xml:space="preserve"> </w:t>
@@ -4344,8 +4660,8 @@
         <w:t xml:space="preserve">.</w:t>
       </w:r>
     </w:p>
-    <w:bookmarkEnd w:id="32"/>
-    <w:bookmarkStart w:id="33" w:name="rem-sd-units"/>
+    <w:bookmarkEnd w:id="37"/>
+    <w:bookmarkStart w:id="38" w:name="rem-sd-units"/>
     <w:p>
       <w:pPr>
         <w:pStyle w:val="BodyText"/>
@@ -4376,8 +4692,8 @@
         <w:t xml:space="preserve">whose units are squared.</w:t>
       </w:r>
     </w:p>
-    <w:bookmarkEnd w:id="33"/>
-    <w:bookmarkStart w:id="34" w:name="exm-sample-sd"/>
+    <w:bookmarkEnd w:id="38"/>
+    <w:bookmarkStart w:id="39" w:name="exm-sample-sd"/>
     <w:p>
       <w:pPr>
         <w:pStyle w:val="BodyText"/>
@@ -4387,7 +4703,7 @@
           <w:b/>
           <w:bCs/>
         </w:rPr>
-        <w:t xml:space="preserve">Example 4 (Variance and standard deviation of cholesterol in the WCGS)</w:t>
+        <w:t xml:space="preserve">Example 6 (Variance and standard deviation of cholesterol in the WCGS)</w:t>
       </w:r>
       <w:r>
         <w:t xml:space="preserve"> </w:t>
@@ -4547,8 +4863,8 @@
         <w:t xml:space="preserve">like the cholesterol values themselves.</w:t>
       </w:r>
     </w:p>
-    <w:bookmarkEnd w:id="34"/>
-    <w:bookmarkStart w:id="36" w:name="def-quartiles"/>
+    <w:bookmarkEnd w:id="39"/>
+    <w:bookmarkStart w:id="41" w:name="def-quartiles"/>
     <w:p>
       <w:pPr>
         <w:pStyle w:val="BodyText"/>
@@ -4558,7 +4874,7 @@
           <w:b/>
           <w:bCs/>
         </w:rPr>
-        <w:t xml:space="preserve">Definition 9 (Quartiles (first quartile, third quartile, 25th percentile, 75th percentile))</w:t>
+        <w:t xml:space="preserve">Definition 10 (Quartiles (first quartile, third quartile, 25th percentile, 75th percentile))</w:t>
       </w:r>
       <w:r>
         <w:t xml:space="preserve"> </w:t>
@@ -4657,7 +4973,7 @@
       <w:r>
         <w:t xml:space="preserve">(</w:t>
       </w:r>
-      <w:hyperlink r:id="rId35">
+      <w:hyperlink r:id="rId40">
         <w:r>
           <w:rPr>
             <w:rStyle w:val="Hyperlink"/>
@@ -4724,8 +5040,8 @@
         <w:t xml:space="preserve">.</w:t>
       </w:r>
     </w:p>
-    <w:bookmarkEnd w:id="36"/>
-    <w:bookmarkStart w:id="38" w:name="rem-quartile-software"/>
+    <w:bookmarkEnd w:id="41"/>
+    <w:bookmarkStart w:id="43" w:name="rem-quartile-software"/>
     <w:p>
       <w:pPr>
         <w:pStyle w:val="BodyText"/>
@@ -4793,7 +5109,7 @@
       <w:r>
         <w:t xml:space="preserve">(</w:t>
       </w:r>
-      <w:hyperlink r:id="rId37">
+      <w:hyperlink r:id="rId42">
         <w:r>
           <w:rPr>
             <w:rStyle w:val="Hyperlink"/>
@@ -4844,8 +5160,8 @@
         <w:t xml:space="preserve">, interpolates.</w:t>
       </w:r>
     </w:p>
-    <w:bookmarkEnd w:id="38"/>
-    <w:bookmarkStart w:id="39" w:name="def-IQR"/>
+    <w:bookmarkEnd w:id="43"/>
+    <w:bookmarkStart w:id="44" w:name="def-IQR"/>
     <w:p>
       <w:pPr>
         <w:pStyle w:val="BodyText"/>
@@ -4855,7 +5171,7 @@
           <w:b/>
           <w:bCs/>
         </w:rPr>
-        <w:t xml:space="preserve">Definition 10 (Interquartile range)</w:t>
+        <w:t xml:space="preserve">Definition 11 (Interquartile range)</w:t>
       </w:r>
       <w:r>
         <w:t xml:space="preserve"> </w:t>
@@ -4985,8 +5301,8 @@
         <w:t xml:space="preserve">.</w:t>
       </w:r>
     </w:p>
-    <w:bookmarkEnd w:id="39"/>
-    <w:bookmarkStart w:id="40" w:name="exm-IQR"/>
+    <w:bookmarkEnd w:id="44"/>
+    <w:bookmarkStart w:id="45" w:name="exm-IQR"/>
     <w:p>
       <w:pPr>
         <w:pStyle w:val="BodyText"/>
@@ -4996,7 +5312,7 @@
           <w:b/>
           <w:bCs/>
         </w:rPr>
-        <w:t xml:space="preserve">Example 5 (Quartiles and IQR of cholesterol in the WCGS)</w:t>
+        <w:t xml:space="preserve">Example 7 (Quartiles and IQR of cholesterol in the WCGS)</w:t>
       </w:r>
       <w:r>
         <w:t xml:space="preserve"> </w:t>
@@ -5258,9 +5574,9 @@
         <w:t xml:space="preserve">so it is less sensitive to outliers than the standard deviation.</w:t>
       </w:r>
     </w:p>
-    <w:bookmarkEnd w:id="40"/>
-    <w:bookmarkEnd w:id="41"/>
-    <w:bookmarkStart w:id="43" w:name="summary-statistics-in-r"/>
+    <w:bookmarkEnd w:id="45"/>
+    <w:bookmarkEnd w:id="46"/>
+    <w:bookmarkStart w:id="48" w:name="summary-statistics-in-r"/>
     <w:p>
       <w:pPr>
         <w:pStyle w:val="Heading3"/>
@@ -5326,7 +5642,7 @@
           <w:rPr>
             <w:rStyle w:val="Hyperlink"/>
           </w:rPr>
-          <w:t xml:space="preserve">Definition 9</w:t>
+          <w:t xml:space="preserve">Definition 10</w:t>
         </w:r>
       </w:hyperlink>
       <w:r>
@@ -5427,7 +5743,7 @@
       <w:tr>
         <w:tc>
           <w:tcPr/>
-          <w:bookmarkStart w:id="42" w:name="tbl-wcgs-summary-continuous"/>
+          <w:bookmarkStart w:id="47" w:name="tbl-wcgs-summary-continuous"/>
           <w:p>
             <w:pPr>
               <w:jc w:val="center"/>
@@ -6154,12 +6470,12 @@
               </w:tc>
             </w:tr>
           </w:tbl>
-          <w:bookmarkEnd w:id="42"/>
+          <w:bookmarkEnd w:id="47"/>
         </w:tc>
       </w:tr>
     </w:tbl>
-    <w:bookmarkEnd w:id="43"/>
-    <w:bookmarkStart w:id="47" w:name="binary-and-categorical-variables"/>
+    <w:bookmarkEnd w:id="48"/>
+    <w:bookmarkStart w:id="52" w:name="binary-and-categorical-variables"/>
     <w:p>
       <w:pPr>
         <w:pStyle w:val="Heading3"/>
@@ -6168,7 +6484,7 @@
         <w:t xml:space="preserve">2.4 Binary and categorical variables</w:t>
       </w:r>
     </w:p>
-    <w:bookmarkStart w:id="44" w:name="def-sample-proportion"/>
+    <w:bookmarkStart w:id="49" w:name="def-sample-proportion"/>
     <w:p>
       <w:pPr>
         <w:pStyle w:val="FirstParagraph"/>
@@ -6178,7 +6494,7 @@
           <w:b/>
           <w:bCs/>
         </w:rPr>
-        <w:t xml:space="preserve">Definition 11 (Sample proportion)</w:t>
+        <w:t xml:space="preserve">Definition 12 (Sample proportion)</w:t>
       </w:r>
       <w:r>
         <w:t xml:space="preserve"> </w:t>
@@ -6307,8 +6623,8 @@
         <w:t xml:space="preserve">is the number of observations.</w:t>
       </w:r>
     </w:p>
-    <w:bookmarkEnd w:id="44"/>
-    <w:bookmarkStart w:id="45" w:name="exm-sample-proportion"/>
+    <w:bookmarkEnd w:id="49"/>
+    <w:bookmarkStart w:id="50" w:name="exm-sample-proportion"/>
     <w:p>
       <w:pPr>
         <w:pStyle w:val="BodyText"/>
@@ -6318,7 +6634,7 @@
           <w:b/>
           <w:bCs/>
         </w:rPr>
-        <w:t xml:space="preserve">Example 6 (Proportion of WCGS participants with a CHD event)</w:t>
+        <w:t xml:space="preserve">Example 8 (Proportion of WCGS participants with a CHD event)</w:t>
       </w:r>
       <w:r>
         <w:t xml:space="preserve"> </w:t>
@@ -6469,7 +6785,7 @@
         <w:t xml:space="preserve">0.081.</w:t>
       </w:r>
     </w:p>
-    <w:bookmarkEnd w:id="45"/>
+    <w:bookmarkEnd w:id="50"/>
     <w:p>
       <w:pPr>
         <w:pStyle w:val="BodyText"/>
@@ -6520,7 +6836,7 @@
       <w:tr>
         <w:tc>
           <w:tcPr/>
-          <w:bookmarkStart w:id="46" w:name="tbl-wcgs-summary-cat"/>
+          <w:bookmarkStart w:id="51" w:name="tbl-wcgs-summary-cat"/>
           <w:p>
             <w:pPr>
               <w:jc w:val="center"/>
@@ -7515,7 +7831,7 @@
               </w:tc>
             </w:tr>
           </w:tbl>
-          <w:bookmarkEnd w:id="46"/>
+          <w:bookmarkEnd w:id="51"/>
         </w:tc>
       </w:tr>
     </w:tbl>
@@ -7555,9 +7871,9 @@
         <w:t xml:space="preserve">covers measures of location and dispersion.</w:t>
       </w:r>
     </w:p>
-    <w:bookmarkEnd w:id="47"/>
-    <w:bookmarkEnd w:id="48"/>
-    <w:bookmarkStart w:id="82" w:name="graphical-methods"/>
+    <w:bookmarkEnd w:id="52"/>
+    <w:bookmarkEnd w:id="53"/>
+    <w:bookmarkStart w:id="87" w:name="graphical-methods"/>
     <w:p>
       <w:pPr>
         <w:pStyle w:val="Heading2"/>
@@ -7592,7 +7908,7 @@
         <w:t xml:space="preserve">Different types of graph suit different types of variable.</w:t>
       </w:r>
     </w:p>
-    <w:bookmarkStart w:id="55" w:name="histograms"/>
+    <w:bookmarkStart w:id="60" w:name="histograms"/>
     <w:p>
       <w:pPr>
         <w:pStyle w:val="Heading3"/>
@@ -7601,7 +7917,7 @@
         <w:t xml:space="preserve">3.1 Histograms</w:t>
       </w:r>
     </w:p>
-    <w:bookmarkStart w:id="49" w:name="def-histogram"/>
+    <w:bookmarkStart w:id="54" w:name="def-histogram"/>
     <w:p>
       <w:pPr>
         <w:pStyle w:val="FirstParagraph"/>
@@ -7611,7 +7927,7 @@
           <w:b/>
           <w:bCs/>
         </w:rPr>
-        <w:t xml:space="preserve">Definition 12 (Histogram)</w:t>
+        <w:t xml:space="preserve">Definition 13 (Histogram)</w:t>
       </w:r>
       <w:r>
         <w:t xml:space="preserve"> </w:t>
@@ -7671,8 +7987,8 @@
         <w:t xml:space="preserve">.</w:t>
       </w:r>
     </w:p>
-    <w:bookmarkEnd w:id="49"/>
-    <w:bookmarkStart w:id="50" w:name="def-bin"/>
+    <w:bookmarkEnd w:id="54"/>
+    <w:bookmarkStart w:id="55" w:name="def-bin"/>
     <w:p>
       <w:pPr>
         <w:pStyle w:val="BodyText"/>
@@ -7682,7 +7998,7 @@
           <w:b/>
           <w:bCs/>
         </w:rPr>
-        <w:t xml:space="preserve">Definition 13 (Bin)</w:t>
+        <w:t xml:space="preserve">Definition 14 (Bin)</w:t>
       </w:r>
       <w:r>
         <w:t xml:space="preserve"> </w:t>
@@ -7707,7 +8023,7 @@
         <w:t xml:space="preserve">of a histogram is one of its intervals.</w:t>
       </w:r>
     </w:p>
-    <w:bookmarkEnd w:id="50"/>
+    <w:bookmarkEnd w:id="55"/>
     <w:tbl>
       <w:tblPr>
         <w:tblStyle w:val="Table"/>
@@ -7721,7 +8037,7 @@
       <w:tr>
         <w:tc>
           <w:tcPr/>
-          <w:bookmarkStart w:id="54" w:name="fig-hist-chol"/>
+          <w:bookmarkStart w:id="59" w:name="fig-hist-chol"/>
           <w:p>
             <w:pPr>
               <w:pStyle w:val="SourceCode"/>
@@ -8007,18 +8323,18 @@
                 <wp:inline>
                   <wp:extent cx="4620126" cy="3696101"/>
                   <wp:effectExtent b="0" l="0" r="0" t="0"/>
-                  <wp:docPr descr="" title="" id="52" name="Picture"/>
+                  <wp:docPr descr="" title="" id="57" name="Picture"/>
                   <a:graphic>
                     <a:graphicData uri="http://schemas.openxmlformats.org/drawingml/2006/picture">
                       <pic:pic>
                         <pic:nvPicPr>
-                          <pic:cNvPr descr="exploratory-descriptive_files/figure-docx/unnamed-chunk-8-1.png" id="53" name="Picture"/>
+                          <pic:cNvPr descr="exploratory-descriptive_files/figure-docx/unnamed-chunk-8-1.png" id="58" name="Picture"/>
                           <pic:cNvPicPr>
                             <a:picLocks noChangeArrowheads="1" noChangeAspect="1"/>
                           </pic:cNvPicPr>
                         </pic:nvPicPr>
                         <pic:blipFill>
-                          <a:blip r:embed="rId51"/>
+                          <a:blip r:embed="rId56"/>
                           <a:stretch>
                             <a:fillRect/>
                           </a:stretch>
@@ -8058,7 +8374,7 @@
               <w:t xml:space="preserve">Figure 1: Histogram of total cholesterol in the WCGS dataset</w:t>
             </w:r>
           </w:p>
-          <w:bookmarkEnd w:id="54"/>
+          <w:bookmarkEnd w:id="59"/>
         </w:tc>
       </w:tr>
     </w:tbl>
@@ -8105,8 +8421,8 @@
         <w:t xml:space="preserve">but the largest value is 645 mg/dL.</w:t>
       </w:r>
     </w:p>
-    <w:bookmarkEnd w:id="55"/>
-    <w:bookmarkStart w:id="61" w:name="density-plots"/>
+    <w:bookmarkEnd w:id="60"/>
+    <w:bookmarkStart w:id="66" w:name="density-plots"/>
     <w:p>
       <w:pPr>
         <w:pStyle w:val="Heading3"/>
@@ -8115,7 +8431,7 @@
         <w:t xml:space="preserve">3.2 Density plots</w:t>
       </w:r>
     </w:p>
-    <w:bookmarkStart w:id="56" w:name="def-density-plot"/>
+    <w:bookmarkStart w:id="61" w:name="def-density-plot"/>
     <w:p>
       <w:pPr>
         <w:pStyle w:val="FirstParagraph"/>
@@ -8125,7 +8441,7 @@
           <w:b/>
           <w:bCs/>
         </w:rPr>
-        <w:t xml:space="preserve">Definition 14 (Density plot)</w:t>
+        <w:t xml:space="preserve">Definition 15 (Density plot)</w:t>
       </w:r>
       <w:r>
         <w:t xml:space="preserve"> </w:t>
@@ -8179,7 +8495,7 @@
         <w:t xml:space="preserve">.</w:t>
       </w:r>
     </w:p>
-    <w:bookmarkEnd w:id="56"/>
+    <w:bookmarkEnd w:id="61"/>
     <w:tbl>
       <w:tblPr>
         <w:tblStyle w:val="Table"/>
@@ -8193,7 +8509,7 @@
       <w:tr>
         <w:tc>
           <w:tcPr/>
-          <w:bookmarkStart w:id="60" w:name="fig-density-chol"/>
+          <w:bookmarkStart w:id="65" w:name="fig-density-chol"/>
           <w:p>
             <w:pPr>
               <w:pStyle w:val="SourceCode"/>
@@ -8455,18 +8771,18 @@
                 <wp:inline>
                   <wp:extent cx="4620126" cy="3696101"/>
                   <wp:effectExtent b="0" l="0" r="0" t="0"/>
-                  <wp:docPr descr="" title="" id="58" name="Picture"/>
+                  <wp:docPr descr="" title="" id="63" name="Picture"/>
                   <a:graphic>
                     <a:graphicData uri="http://schemas.openxmlformats.org/drawingml/2006/picture">
                       <pic:pic>
                         <pic:nvPicPr>
-                          <pic:cNvPr descr="exploratory-descriptive_files/figure-docx/unnamed-chunk-9-1.png" id="59" name="Picture"/>
+                          <pic:cNvPr descr="exploratory-descriptive_files/figure-docx/unnamed-chunk-9-1.png" id="64" name="Picture"/>
                           <pic:cNvPicPr>
                             <a:picLocks noChangeArrowheads="1" noChangeAspect="1"/>
                           </pic:cNvPicPr>
                         </pic:nvPicPr>
                         <pic:blipFill>
-                          <a:blip r:embed="rId57"/>
+                          <a:blip r:embed="rId62"/>
                           <a:stretch>
                             <a:fillRect/>
                           </a:stretch>
@@ -8506,12 +8822,12 @@
               <w:t xml:space="preserve">Figure 2: Density plot of total cholesterol in the WCGS dataset</w:t>
             </w:r>
           </w:p>
-          <w:bookmarkEnd w:id="60"/>
+          <w:bookmarkEnd w:id="65"/>
         </w:tc>
       </w:tr>
     </w:tbl>
-    <w:bookmarkEnd w:id="61"/>
-    <w:bookmarkStart w:id="69" w:name="box-plots"/>
+    <w:bookmarkEnd w:id="66"/>
+    <w:bookmarkStart w:id="74" w:name="box-plots"/>
     <w:p>
       <w:pPr>
         <w:pStyle w:val="Heading3"/>
@@ -8520,7 +8836,7 @@
         <w:t xml:space="preserve">3.3 Box plots</w:t>
       </w:r>
     </w:p>
-    <w:bookmarkStart w:id="63" w:name="def-boxplot"/>
+    <w:bookmarkStart w:id="68" w:name="def-boxplot"/>
     <w:p>
       <w:pPr>
         <w:pStyle w:val="FirstParagraph"/>
@@ -8530,7 +8846,7 @@
           <w:b/>
           <w:bCs/>
         </w:rPr>
-        <w:t xml:space="preserve">Definition 15 (Box plot (box-and-whisker plot))</w:t>
+        <w:t xml:space="preserve">Definition 16 (Box plot (box-and-whisker plot))</w:t>
       </w:r>
       <w:r>
         <w:t xml:space="preserve"> </w:t>
@@ -8576,7 +8892,7 @@
       <w:r>
         <w:t xml:space="preserve"> </w:t>
       </w:r>
-      <w:hyperlink r:id="rId62">
+      <w:hyperlink r:id="rId67">
         <w:r>
           <w:rPr>
             <w:rStyle w:val="Hyperlink"/>
@@ -8740,8 +9056,8 @@
         <w:t xml:space="preserve">.</w:t>
       </w:r>
     </w:p>
-    <w:bookmarkEnd w:id="63"/>
-    <w:bookmarkStart w:id="64" w:name="rem-whisker-rule"/>
+    <w:bookmarkEnd w:id="68"/>
+    <w:bookmarkStart w:id="69" w:name="rem-whisker-rule"/>
     <w:p>
       <w:pPr>
         <w:pStyle w:val="BodyText"/>
@@ -8826,7 +9142,7 @@
         <w:t xml:space="preserve">such as whiskers that run to the minimum and maximum.</w:t>
       </w:r>
     </w:p>
-    <w:bookmarkEnd w:id="64"/>
+    <w:bookmarkEnd w:id="69"/>
     <w:tbl>
       <w:tblPr>
         <w:tblStyle w:val="Table"/>
@@ -8840,7 +9156,7 @@
       <w:tr>
         <w:tc>
           <w:tcPr/>
-          <w:bookmarkStart w:id="68" w:name="fig-box-chol"/>
+          <w:bookmarkStart w:id="73" w:name="fig-box-chol"/>
           <w:p>
             <w:pPr>
               <w:pStyle w:val="SourceCode"/>
@@ -9117,18 +9433,18 @@
                 <wp:inline>
                   <wp:extent cx="4620126" cy="3696101"/>
                   <wp:effectExtent b="0" l="0" r="0" t="0"/>
-                  <wp:docPr descr="" title="" id="66" name="Picture"/>
+                  <wp:docPr descr="" title="" id="71" name="Picture"/>
                   <a:graphic>
                     <a:graphicData uri="http://schemas.openxmlformats.org/drawingml/2006/picture">
                       <pic:pic>
                         <pic:nvPicPr>
-                          <pic:cNvPr descr="exploratory-descriptive_files/figure-docx/unnamed-chunk-10-1.png" id="67" name="Picture"/>
+                          <pic:cNvPr descr="exploratory-descriptive_files/figure-docx/unnamed-chunk-10-1.png" id="72" name="Picture"/>
                           <pic:cNvPicPr>
                             <a:picLocks noChangeArrowheads="1" noChangeAspect="1"/>
                           </pic:cNvPicPr>
                         </pic:nvPicPr>
                         <pic:blipFill>
-                          <a:blip r:embed="rId65"/>
+                          <a:blip r:embed="rId70"/>
                           <a:stretch>
                             <a:fillRect/>
                           </a:stretch>
@@ -9168,12 +9484,12 @@
               <w:t xml:space="preserve">Figure 3: Box plot of total cholesterol in the WCGS dataset</w:t>
             </w:r>
           </w:p>
-          <w:bookmarkEnd w:id="68"/>
+          <w:bookmarkEnd w:id="73"/>
         </w:tc>
       </w:tr>
     </w:tbl>
-    <w:bookmarkEnd w:id="69"/>
-    <w:bookmarkStart w:id="75" w:name="bar-charts"/>
+    <w:bookmarkEnd w:id="74"/>
+    <w:bookmarkStart w:id="80" w:name="bar-charts"/>
     <w:p>
       <w:pPr>
         <w:pStyle w:val="Heading3"/>
@@ -9182,7 +9498,7 @@
         <w:t xml:space="preserve">3.4 Bar charts</w:t>
       </w:r>
     </w:p>
-    <w:bookmarkStart w:id="70" w:name="def-bar-chart"/>
+    <w:bookmarkStart w:id="75" w:name="def-bar-chart"/>
     <w:p>
       <w:pPr>
         <w:pStyle w:val="FirstParagraph"/>
@@ -9192,7 +9508,7 @@
           <w:b/>
           <w:bCs/>
         </w:rPr>
-        <w:t xml:space="preserve">Definition 16 (Bar chart)</w:t>
+        <w:t xml:space="preserve">Definition 17 (Bar chart)</w:t>
       </w:r>
       <w:r>
         <w:t xml:space="preserve"> </w:t>
@@ -9246,7 +9562,7 @@
         <w:t xml:space="preserve">.</w:t>
       </w:r>
     </w:p>
-    <w:bookmarkEnd w:id="70"/>
+    <w:bookmarkEnd w:id="75"/>
     <w:tbl>
       <w:tblPr>
         <w:tblStyle w:val="Table"/>
@@ -9260,7 +9576,7 @@
       <w:tr>
         <w:tc>
           <w:tcPr/>
-          <w:bookmarkStart w:id="74" w:name="fig-bar-behpat"/>
+          <w:bookmarkStart w:id="79" w:name="fig-bar-behpat"/>
           <w:p>
             <w:pPr>
               <w:pStyle w:val="SourceCode"/>
@@ -9498,18 +9814,18 @@
                 <wp:inline>
                   <wp:extent cx="4620126" cy="3696101"/>
                   <wp:effectExtent b="0" l="0" r="0" t="0"/>
-                  <wp:docPr descr="" title="" id="72" name="Picture"/>
+                  <wp:docPr descr="" title="" id="77" name="Picture"/>
                   <a:graphic>
                     <a:graphicData uri="http://schemas.openxmlformats.org/drawingml/2006/picture">
                       <pic:pic>
                         <pic:nvPicPr>
-                          <pic:cNvPr descr="exploratory-descriptive_files/figure-docx/unnamed-chunk-11-1.png" id="73" name="Picture"/>
+                          <pic:cNvPr descr="exploratory-descriptive_files/figure-docx/unnamed-chunk-11-1.png" id="78" name="Picture"/>
                           <pic:cNvPicPr>
                             <a:picLocks noChangeArrowheads="1" noChangeAspect="1"/>
                           </pic:cNvPicPr>
                         </pic:nvPicPr>
                         <pic:blipFill>
-                          <a:blip r:embed="rId71"/>
+                          <a:blip r:embed="rId76"/>
                           <a:stretch>
                             <a:fillRect/>
                           </a:stretch>
@@ -9549,12 +9865,12 @@
               <w:t xml:space="preserve">Figure 4: Bar chart of behavioral pattern in the WCGS dataset</w:t>
             </w:r>
           </w:p>
-          <w:bookmarkEnd w:id="74"/>
+          <w:bookmarkEnd w:id="79"/>
         </w:tc>
       </w:tr>
     </w:tbl>
-    <w:bookmarkEnd w:id="75"/>
-    <w:bookmarkStart w:id="81" w:name="normal-quantile-quantile-plots"/>
+    <w:bookmarkEnd w:id="80"/>
+    <w:bookmarkStart w:id="86" w:name="normal-quantile-quantile-plots"/>
     <w:p>
       <w:pPr>
         <w:pStyle w:val="Heading3"/>
@@ -9563,7 +9879,7 @@
         <w:t xml:space="preserve">3.5 Normal quantile-quantile plots</w:t>
       </w:r>
     </w:p>
-    <w:bookmarkStart w:id="76" w:name="def-qq-plot"/>
+    <w:bookmarkStart w:id="81" w:name="def-qq-plot"/>
     <w:p>
       <w:pPr>
         <w:pStyle w:val="FirstParagraph"/>
@@ -9573,7 +9889,7 @@
           <w:b/>
           <w:bCs/>
         </w:rPr>
-        <w:t xml:space="preserve">Definition 17 (Normal quantile-quantile plot)</w:t>
+        <w:t xml:space="preserve">Definition 18 (Normal quantile-quantile plot)</w:t>
       </w:r>
       <w:r>
         <w:t xml:space="preserve"> </w:t>
@@ -9603,7 +9919,7 @@
       <w:r>
         <w:t xml:space="preserve">(</w:t>
       </w:r>
-      <w:hyperlink r:id="rId27">
+      <w:hyperlink r:id="rId32">
         <w:r>
           <w:rPr>
             <w:rStyle w:val="Hyperlink"/>
@@ -9650,7 +9966,7 @@
         <w:t xml:space="preserve">.</w:t>
       </w:r>
     </w:p>
-    <w:bookmarkEnd w:id="76"/>
+    <w:bookmarkEnd w:id="81"/>
     <w:tbl>
       <w:tblPr>
         <w:tblStyle w:val="Table"/>
@@ -9664,7 +9980,7 @@
       <w:tr>
         <w:tc>
           <w:tcPr/>
-          <w:bookmarkStart w:id="80" w:name="fig-qq-chol"/>
+          <w:bookmarkStart w:id="85" w:name="fig-qq-chol"/>
           <w:p>
             <w:pPr>
               <w:pStyle w:val="SourceCode"/>
@@ -9935,18 +10251,18 @@
                 <wp:inline>
                   <wp:extent cx="4620126" cy="3696101"/>
                   <wp:effectExtent b="0" l="0" r="0" t="0"/>
-                  <wp:docPr descr="" title="" id="78" name="Picture"/>
+                  <wp:docPr descr="" title="" id="83" name="Picture"/>
                   <a:graphic>
                     <a:graphicData uri="http://schemas.openxmlformats.org/drawingml/2006/picture">
                       <pic:pic>
                         <pic:nvPicPr>
-                          <pic:cNvPr descr="exploratory-descriptive_files/figure-docx/unnamed-chunk-12-1.png" id="79" name="Picture"/>
+                          <pic:cNvPr descr="exploratory-descriptive_files/figure-docx/unnamed-chunk-12-1.png" id="84" name="Picture"/>
                           <pic:cNvPicPr>
                             <a:picLocks noChangeArrowheads="1" noChangeAspect="1"/>
                           </pic:cNvPicPr>
                         </pic:nvPicPr>
                         <pic:blipFill>
-                          <a:blip r:embed="rId77"/>
+                          <a:blip r:embed="rId82"/>
                           <a:stretch>
                             <a:fillRect/>
                           </a:stretch>
@@ -9986,7 +10302,7 @@
               <w:t xml:space="preserve">Figure 5: Normal Q-Q plot for total cholesterol in the WCGS dataset</w:t>
             </w:r>
           </w:p>
-          <w:bookmarkEnd w:id="80"/>
+          <w:bookmarkEnd w:id="85"/>
         </w:tc>
       </w:tr>
     </w:tbl>
@@ -10104,9 +10420,9 @@
         <w:t xml:space="preserve">covers boxplots.</w:t>
       </w:r>
     </w:p>
-    <w:bookmarkEnd w:id="81"/>
-    <w:bookmarkEnd w:id="82"/>
-    <w:bookmarkStart w:id="112" w:name="bivariate-relationships"/>
+    <w:bookmarkEnd w:id="86"/>
+    <w:bookmarkEnd w:id="87"/>
+    <w:bookmarkStart w:id="117" w:name="bivariate-relationships"/>
     <w:p>
       <w:pPr>
         <w:pStyle w:val="Heading2"/>
@@ -10115,7 +10431,7 @@
         <w:t xml:space="preserve">4 Bivariate relationships</w:t>
       </w:r>
     </w:p>
-    <w:bookmarkStart w:id="96" w:name="two-continuous-variables"/>
+    <w:bookmarkStart w:id="101" w:name="two-continuous-variables"/>
     <w:p>
       <w:pPr>
         <w:pStyle w:val="Heading3"/>
@@ -10124,7 +10440,7 @@
         <w:t xml:space="preserve">4.1 Two continuous variables</w:t>
       </w:r>
     </w:p>
-    <w:bookmarkStart w:id="83" w:name="def-scatterplot"/>
+    <w:bookmarkStart w:id="88" w:name="def-scatterplot"/>
     <w:p>
       <w:pPr>
         <w:pStyle w:val="FirstParagraph"/>
@@ -10134,7 +10450,7 @@
           <w:b/>
           <w:bCs/>
         </w:rPr>
-        <w:t xml:space="preserve">Definition 18 (Scatter plot)</w:t>
+        <w:t xml:space="preserve">Definition 19 (Scatter plot)</w:t>
       </w:r>
       <w:r>
         <w:t xml:space="preserve"> </w:t>
@@ -10188,7 +10504,7 @@
         <w:t xml:space="preserve">.</w:t>
       </w:r>
     </w:p>
-    <w:bookmarkEnd w:id="83"/>
+    <w:bookmarkEnd w:id="88"/>
     <w:tbl>
       <w:tblPr>
         <w:tblStyle w:val="Table"/>
@@ -10202,7 +10518,7 @@
       <w:tr>
         <w:tc>
           <w:tcPr/>
-          <w:bookmarkStart w:id="87" w:name="fig-scatter-chol-sbp"/>
+          <w:bookmarkStart w:id="92" w:name="fig-scatter-chol-sbp"/>
           <w:p>
             <w:pPr>
               <w:pStyle w:val="SourceCode"/>
@@ -10557,18 +10873,18 @@
                 <wp:inline>
                   <wp:extent cx="4620126" cy="3696101"/>
                   <wp:effectExtent b="0" l="0" r="0" t="0"/>
-                  <wp:docPr descr="" title="" id="85" name="Picture"/>
+                  <wp:docPr descr="" title="" id="90" name="Picture"/>
                   <a:graphic>
                     <a:graphicData uri="http://schemas.openxmlformats.org/drawingml/2006/picture">
                       <pic:pic>
                         <pic:nvPicPr>
-                          <pic:cNvPr descr="exploratory-descriptive_files/figure-docx/unnamed-chunk-13-1.png" id="86" name="Picture"/>
+                          <pic:cNvPr descr="exploratory-descriptive_files/figure-docx/unnamed-chunk-13-1.png" id="91" name="Picture"/>
                           <pic:cNvPicPr>
                             <a:picLocks noChangeArrowheads="1" noChangeAspect="1"/>
                           </pic:cNvPicPr>
                         </pic:nvPicPr>
                         <pic:blipFill>
-                          <a:blip r:embed="rId84"/>
+                          <a:blip r:embed="rId89"/>
                           <a:stretch>
                             <a:fillRect/>
                           </a:stretch>
@@ -10614,11 +10930,11 @@
               <w:t xml:space="preserve">with a least-squares line</w:t>
             </w:r>
           </w:p>
-          <w:bookmarkEnd w:id="87"/>
+          <w:bookmarkEnd w:id="92"/>
         </w:tc>
       </w:tr>
     </w:tbl>
-    <w:bookmarkStart w:id="88" w:name="def-pearson-r"/>
+    <w:bookmarkStart w:id="93" w:name="def-pearson-r"/>
     <w:p>
       <w:pPr>
         <w:pStyle w:val="BodyText"/>
@@ -10628,7 +10944,7 @@
           <w:b/>
           <w:bCs/>
         </w:rPr>
-        <w:t xml:space="preserve">Definition 19 (Pearson correlation coefficient)</w:t>
+        <w:t xml:space="preserve">Definition 20 (Pearson correlation coefficient)</w:t>
       </w:r>
       <w:r>
         <w:t xml:space="preserve"> </w:t>
@@ -11135,8 +11451,8 @@
         <w:t xml:space="preserve">.</w:t>
       </w:r>
     </w:p>
-    <w:bookmarkEnd w:id="88"/>
-    <w:bookmarkStart w:id="90" w:name="rem-pearson-r-estimates-population"/>
+    <w:bookmarkEnd w:id="93"/>
+    <w:bookmarkStart w:id="95" w:name="rem-pearson-r-estimates-population"/>
     <w:p>
       <w:pPr>
         <w:pStyle w:val="BodyText"/>
@@ -11157,7 +11473,7 @@
       <w:r>
         <w:t xml:space="preserve"> </w:t>
       </w:r>
-      <w:hyperlink r:id="rId89">
+      <w:hyperlink r:id="rId94">
         <w:r>
           <w:rPr>
             <w:rStyle w:val="Hyperlink"/>
@@ -11169,8 +11485,8 @@
         <w:t xml:space="preserve">.</w:t>
       </w:r>
     </w:p>
-    <w:bookmarkEnd w:id="90"/>
-    <w:bookmarkStart w:id="91" w:name="thm-pearson-r-range"/>
+    <w:bookmarkEnd w:id="95"/>
+    <w:bookmarkStart w:id="96" w:name="thm-pearson-r-range"/>
     <w:p>
       <w:pPr>
         <w:pStyle w:val="BodyText"/>
@@ -11341,7 +11657,7 @@
         <w:t xml:space="preserve">if and only if they lie on a straight line with negative slope.</w:t>
       </w:r>
     </w:p>
-    <w:bookmarkEnd w:id="91"/>
+    <w:bookmarkEnd w:id="96"/>
     <w:p>
       <w:pPr>
         <w:pStyle w:val="BodyText"/>
@@ -12485,7 +12801,7 @@
         <w:t xml:space="preserve">.</w:t>
       </w:r>
     </w:p>
-    <w:bookmarkStart w:id="92" w:name="exm-pearson-r"/>
+    <w:bookmarkStart w:id="97" w:name="exm-pearson-r"/>
     <w:p>
       <w:pPr>
         <w:pStyle w:val="BodyText"/>
@@ -12495,7 +12811,7 @@
           <w:b/>
           <w:bCs/>
         </w:rPr>
-        <w:t xml:space="preserve">Example 7 (Correlation between cholesterol and blood pressure in the WCGS)</w:t>
+        <w:t xml:space="preserve">Example 9 (Correlation between cholesterol and blood pressure in the WCGS)</w:t>
       </w:r>
       <w:r>
         <w:t xml:space="preserve"> </w:t>
@@ -12624,7 +12940,7 @@
         <w:t xml:space="preserve">.</w:t>
       </w:r>
     </w:p>
-    <w:bookmarkEnd w:id="92"/>
+    <w:bookmarkEnd w:id="97"/>
     <w:tbl>
       <w:tblPr>
         <w:tblStyle w:val="Table"/>
@@ -12666,18 +12982,18 @@
                 <wp:inline>
                   <wp:extent cx="152400" cy="152400"/>
                   <wp:effectExtent b="0" l="0" r="0" t="0"/>
-                  <wp:docPr descr="" title="" id="94" name="Picture"/>
+                  <wp:docPr descr="" title="" id="99" name="Picture"/>
                   <a:graphic>
                     <a:graphicData uri="http://schemas.openxmlformats.org/drawingml/2006/picture">
                       <pic:pic>
                         <pic:nvPicPr>
-                          <pic:cNvPr descr="/opt/quarto/share/formats/docx/caution.png" id="95" name="Picture"/>
+                          <pic:cNvPr descr="/opt/quarto/share/formats/docx/caution.png" id="100" name="Picture"/>
                           <pic:cNvPicPr>
                             <a:picLocks noChangeArrowheads="1" noChangeAspect="1"/>
                           </pic:cNvPicPr>
                         </pic:nvPicPr>
                         <pic:blipFill>
-                          <a:blip r:embed="rId93"/>
+                          <a:blip r:embed="rId98"/>
                           <a:stretch>
                             <a:fillRect/>
                           </a:stretch>
@@ -12947,8 +13263,8 @@
         <w:t xml:space="preserve">covers scatterplots.</w:t>
       </w:r>
     </w:p>
-    <w:bookmarkEnd w:id="96"/>
-    <w:bookmarkStart w:id="106" w:name="X276b94a7d03810956e9ce51874e5dad5aed6d75"/>
+    <w:bookmarkEnd w:id="101"/>
+    <w:bookmarkStart w:id="111" w:name="X276b94a7d03810956e9ce51874e5dad5aed6d75"/>
     <w:p>
       <w:pPr>
         <w:pStyle w:val="Heading3"/>
@@ -13035,7 +13351,7 @@
       <w:tr>
         <w:tc>
           <w:tcPr/>
-          <w:bookmarkStart w:id="100" w:name="fig-box-chol-by-smoke"/>
+          <w:bookmarkStart w:id="105" w:name="fig-box-chol-by-smoke"/>
           <w:p>
             <w:pPr>
               <w:pStyle w:val="SourceCode"/>
@@ -13330,18 +13646,18 @@
                 <wp:inline>
                   <wp:extent cx="4620126" cy="3696101"/>
                   <wp:effectExtent b="0" l="0" r="0" t="0"/>
-                  <wp:docPr descr="" title="" id="98" name="Picture"/>
+                  <wp:docPr descr="" title="" id="103" name="Picture"/>
                   <a:graphic>
                     <a:graphicData uri="http://schemas.openxmlformats.org/drawingml/2006/picture">
                       <pic:pic>
                         <pic:nvPicPr>
-                          <pic:cNvPr descr="exploratory-descriptive_files/figure-docx/unnamed-chunk-14-1.png" id="99" name="Picture"/>
+                          <pic:cNvPr descr="exploratory-descriptive_files/figure-docx/unnamed-chunk-14-1.png" id="104" name="Picture"/>
                           <pic:cNvPicPr>
                             <a:picLocks noChangeArrowheads="1" noChangeAspect="1"/>
                           </pic:cNvPicPr>
                         </pic:nvPicPr>
                         <pic:blipFill>
-                          <a:blip r:embed="rId97"/>
+                          <a:blip r:embed="rId102"/>
                           <a:stretch>
                             <a:fillRect/>
                           </a:stretch>
@@ -13381,7 +13697,7 @@
               <w:t xml:space="preserve">Figure 7: Box plots of cholesterol by smoking status in the WCGS dataset</w:t>
             </w:r>
           </w:p>
-          <w:bookmarkEnd w:id="100"/>
+          <w:bookmarkEnd w:id="105"/>
         </w:tc>
       </w:tr>
     </w:tbl>
@@ -13399,7 +13715,7 @@
       <w:tr>
         <w:tc>
           <w:tcPr/>
-          <w:bookmarkStart w:id="104" w:name="fig-box-chol-by-behpat"/>
+          <w:bookmarkStart w:id="109" w:name="fig-box-chol-by-behpat"/>
           <w:p>
             <w:pPr>
               <w:pStyle w:val="SourceCode"/>
@@ -13694,18 +14010,18 @@
                 <wp:inline>
                   <wp:extent cx="4620126" cy="3696101"/>
                   <wp:effectExtent b="0" l="0" r="0" t="0"/>
-                  <wp:docPr descr="" title="" id="102" name="Picture"/>
+                  <wp:docPr descr="" title="" id="107" name="Picture"/>
                   <a:graphic>
                     <a:graphicData uri="http://schemas.openxmlformats.org/drawingml/2006/picture">
                       <pic:pic>
                         <pic:nvPicPr>
-                          <pic:cNvPr descr="exploratory-descriptive_files/figure-docx/unnamed-chunk-15-1.png" id="103" name="Picture"/>
+                          <pic:cNvPr descr="exploratory-descriptive_files/figure-docx/unnamed-chunk-15-1.png" id="108" name="Picture"/>
                           <pic:cNvPicPr>
                             <a:picLocks noChangeArrowheads="1" noChangeAspect="1"/>
                           </pic:cNvPicPr>
                         </pic:nvPicPr>
                         <pic:blipFill>
-                          <a:blip r:embed="rId101"/>
+                          <a:blip r:embed="rId106"/>
                           <a:stretch>
                             <a:fillRect/>
                           </a:stretch>
@@ -13745,7 +14061,7 @@
               <w:t xml:space="preserve">Figure 8: Box plots of cholesterol by behavioral pattern in the WCGS dataset</w:t>
             </w:r>
           </w:p>
-          <w:bookmarkEnd w:id="104"/>
+          <w:bookmarkEnd w:id="109"/>
         </w:tc>
       </w:tr>
     </w:tbl>
@@ -13781,7 +14097,7 @@
       <w:tr>
         <w:tc>
           <w:tcPr/>
-          <w:bookmarkStart w:id="105" w:name="tbl-chol-by-chd"/>
+          <w:bookmarkStart w:id="110" w:name="tbl-chol-by-chd"/>
           <w:p>
             <w:pPr>
               <w:jc w:val="center"/>
@@ -14722,12 +15038,12 @@
               </w:tc>
             </w:tr>
           </w:tbl>
-          <w:bookmarkEnd w:id="105"/>
+          <w:bookmarkEnd w:id="110"/>
         </w:tc>
       </w:tr>
     </w:tbl>
-    <w:bookmarkEnd w:id="106"/>
-    <w:bookmarkStart w:id="111" w:name="two-categorical-variables"/>
+    <w:bookmarkEnd w:id="111"/>
+    <w:bookmarkStart w:id="116" w:name="two-categorical-variables"/>
     <w:p>
       <w:pPr>
         <w:pStyle w:val="Heading3"/>
@@ -14736,7 +15052,7 @@
         <w:t xml:space="preserve">4.3 Two categorical variables</w:t>
       </w:r>
     </w:p>
-    <w:bookmarkStart w:id="108" w:name="def-contingency-table"/>
+    <w:bookmarkStart w:id="113" w:name="def-contingency-table"/>
     <w:p>
       <w:pPr>
         <w:pStyle w:val="FirstParagraph"/>
@@ -14746,7 +15062,7 @@
           <w:b/>
           <w:bCs/>
         </w:rPr>
-        <w:t xml:space="preserve">Definition 20 (Contingency table (cross-tabulation))</w:t>
+        <w:t xml:space="preserve">Definition 21 (Contingency table (cross-tabulation))</w:t>
       </w:r>
       <w:r>
         <w:t xml:space="preserve"> </w:t>
@@ -14792,7 +15108,7 @@
       <w:r>
         <w:t xml:space="preserve"> </w:t>
       </w:r>
-      <w:hyperlink r:id="rId107">
+      <w:hyperlink r:id="rId112">
         <w:r>
           <w:rPr>
             <w:rStyle w:val="Hyperlink"/>
@@ -15196,8 +15512,8 @@
         <w:t xml:space="preserve">.</w:t>
       </w:r>
     </w:p>
-    <w:bookmarkEnd w:id="108"/>
-    <w:bookmarkStart w:id="110" w:name="exm-contingency-table"/>
+    <w:bookmarkEnd w:id="113"/>
+    <w:bookmarkStart w:id="115" w:name="exm-contingency-table"/>
     <w:p>
       <w:pPr>
         <w:pStyle w:val="BodyText"/>
@@ -15207,7 +15523,7 @@
           <w:b/>
           <w:bCs/>
         </w:rPr>
-        <w:t xml:space="preserve">Example 8 (Smoking and CHD in the WCGS)</w:t>
+        <w:t xml:space="preserve">Example 10 (Smoking and CHD in the WCGS)</w:t>
       </w:r>
       <w:r>
         <w:t xml:space="preserve"> </w:t>
@@ -15521,7 +15837,7 @@
       <w:tr>
         <w:tc>
           <w:tcPr/>
-          <w:bookmarkStart w:id="109" w:name="tbl-gtsummary-smoke-chd"/>
+          <w:bookmarkStart w:id="114" w:name="tbl-gtsummary-smoke-chd"/>
           <w:p>
             <w:pPr>
               <w:jc w:val="center"/>
@@ -15994,14 +16310,14 @@
               </w:tc>
             </w:tr>
           </w:tbl>
-          <w:bookmarkEnd w:id="109"/>
+          <w:bookmarkEnd w:id="114"/>
         </w:tc>
       </w:tr>
     </w:tbl>
-    <w:bookmarkEnd w:id="110"/>
-    <w:bookmarkEnd w:id="111"/>
-    <w:bookmarkEnd w:id="112"/>
-    <w:bookmarkStart w:id="134" w:name="data-transformations"/>
+    <w:bookmarkEnd w:id="115"/>
+    <w:bookmarkEnd w:id="116"/>
+    <w:bookmarkEnd w:id="117"/>
+    <w:bookmarkStart w:id="139" w:name="data-transformations"/>
     <w:p>
       <w:pPr>
         <w:pStyle w:val="Heading2"/>
@@ -16310,7 +16626,7 @@
         <w:t xml:space="preserve">.</w:t>
       </w:r>
     </w:p>
-    <w:bookmarkStart w:id="121" w:name="fig-hist-sbp-log"/>
+    <w:bookmarkStart w:id="126" w:name="fig-hist-sbp-log"/>
     <w:tbl>
       <w:tblPr>
         <w:tblStyle w:val="Table"/>
@@ -16338,7 +16654,7 @@
             <w:tr>
               <w:tc>
                 <w:tcPr/>
-                <w:bookmarkStart w:id="116" w:name="fig-hist-sbp-raw"/>
+                <w:bookmarkStart w:id="121" w:name="fig-hist-sbp-raw"/>
                 <w:p>
                   <w:pPr>
                     <w:pStyle w:val="SourceCode"/>
@@ -16626,18 +16942,18 @@
                       <wp:inline>
                         <wp:extent cx="2971800" cy="2377440"/>
                         <wp:effectExtent b="0" l="0" r="0" t="0"/>
-                        <wp:docPr descr="" title="" id="114" name="Picture"/>
+                        <wp:docPr descr="" title="" id="119" name="Picture"/>
                         <a:graphic>
                           <a:graphicData uri="http://schemas.openxmlformats.org/drawingml/2006/picture">
                             <pic:pic>
                               <pic:nvPicPr>
-                                <pic:cNvPr descr="exploratory-descriptive_files/figure-docx/unnamed-chunk-18-1.png" id="115" name="Picture"/>
+                                <pic:cNvPr descr="exploratory-descriptive_files/figure-docx/unnamed-chunk-18-1.png" id="120" name="Picture"/>
                                 <pic:cNvPicPr>
                                   <a:picLocks noChangeArrowheads="1" noChangeAspect="1"/>
                                 </pic:cNvPicPr>
                               </pic:nvPicPr>
                               <pic:blipFill>
-                                <a:blip r:embed="rId113"/>
+                                <a:blip r:embed="rId118"/>
                                 <a:stretch>
                                   <a:fillRect/>
                                 </a:stretch>
@@ -16678,7 +16994,7 @@
                     <w:t xml:space="preserve">(a) Raw scale</w:t>
                   </w:r>
                 </w:p>
-                <w:bookmarkEnd w:id="116"/>
+                <w:bookmarkEnd w:id="121"/>
               </w:tc>
             </w:tr>
           </w:tbl>
@@ -16728,7 +17044,7 @@
             <w:tr>
               <w:tc>
                 <w:tcPr/>
-                <w:bookmarkStart w:id="120" w:name="fig-hist-sbp-logscale"/>
+                <w:bookmarkStart w:id="125" w:name="fig-hist-sbp-logscale"/>
                 <w:p>
                   <w:pPr>
                     <w:pStyle w:val="SourceCode"/>
@@ -17109,18 +17425,18 @@
                       <wp:inline>
                         <wp:extent cx="2971800" cy="2377440"/>
                         <wp:effectExtent b="0" l="0" r="0" t="0"/>
-                        <wp:docPr descr="" title="" id="118" name="Picture"/>
+                        <wp:docPr descr="" title="" id="123" name="Picture"/>
                         <a:graphic>
                           <a:graphicData uri="http://schemas.openxmlformats.org/drawingml/2006/picture">
                             <pic:pic>
                               <pic:nvPicPr>
-                                <pic:cNvPr descr="exploratory-descriptive_files/figure-docx/unnamed-chunk-19-1.png" id="119" name="Picture"/>
+                                <pic:cNvPr descr="exploratory-descriptive_files/figure-docx/unnamed-chunk-19-1.png" id="124" name="Picture"/>
                                 <pic:cNvPicPr>
                                   <a:picLocks noChangeArrowheads="1" noChangeAspect="1"/>
                                 </pic:cNvPicPr>
                               </pic:nvPicPr>
                               <pic:blipFill>
-                                <a:blip r:embed="rId117"/>
+                                <a:blip r:embed="rId122"/>
                                 <a:stretch>
                                   <a:fillRect/>
                                 </a:stretch>
@@ -17161,7 +17477,7 @@
                     <w:t xml:space="preserve">(b) Log scale</w:t>
                   </w:r>
                 </w:p>
-                <w:bookmarkEnd w:id="120"/>
+                <w:bookmarkEnd w:id="125"/>
               </w:tc>
             </w:tr>
           </w:tbl>
@@ -17211,7 +17527,7 @@
         <w:t xml:space="preserve">.</w:t>
       </w:r>
     </w:p>
-    <w:bookmarkEnd w:id="121"/>
+    <w:bookmarkEnd w:id="126"/>
     <w:p>
       <w:pPr>
         <w:pStyle w:val="SourceCode"/>
@@ -17600,7 +17916,7 @@
         <w:t xml:space="preserve">the assumptions of that model and on the scientific question.</w:t>
       </w:r>
     </w:p>
-    <w:bookmarkStart w:id="133" w:name="sec-rescaling"/>
+    <w:bookmarkStart w:id="138" w:name="sec-rescaling"/>
     <w:p>
       <w:pPr>
         <w:pStyle w:val="Heading3"/>
@@ -17609,7 +17925,7 @@
         <w:t xml:space="preserve">5.1 Rescaling a variable</w:t>
       </w:r>
     </w:p>
-    <w:bookmarkStart w:id="122" w:name="exr-standardize"/>
+    <w:bookmarkStart w:id="127" w:name="exr-standardize"/>
     <w:p>
       <w:pPr>
         <w:pStyle w:val="FirstParagraph"/>
@@ -17718,8 +18034,8 @@
         <w:t xml:space="preserve">What are the units of your answer to part 2?</w:t>
       </w:r>
     </w:p>
-    <w:bookmarkEnd w:id="122"/>
-    <w:bookmarkStart w:id="123" w:name="sol-standardize"/>
+    <w:bookmarkEnd w:id="127"/>
+    <w:bookmarkStart w:id="128" w:name="sol-standardize"/>
     <w:p>
       <w:pPr>
         <w:pStyle w:val="FirstParagraph"/>
@@ -18103,8 +18419,8 @@
         <w:t xml:space="preserve">so the answer has no units.</w:t>
       </w:r>
     </w:p>
-    <w:bookmarkEnd w:id="123"/>
-    <w:bookmarkStart w:id="124" w:name="def-standardization"/>
+    <w:bookmarkEnd w:id="128"/>
+    <w:bookmarkStart w:id="129" w:name="def-standardization"/>
     <w:p>
       <w:pPr>
         <w:pStyle w:val="FirstParagraph"/>
@@ -18114,7 +18430,7 @@
           <w:b/>
           <w:bCs/>
         </w:rPr>
-        <w:t xml:space="preserve">Definition 21 (Standardization (z-scoring, standard scaling))</w:t>
+        <w:t xml:space="preserve">Definition 22 (Standardization (z-scoring, standard scaling))</w:t>
       </w:r>
       <w:r>
         <w:t xml:space="preserve"> </w:t>
@@ -18450,8 +18766,8 @@
         <w:t xml:space="preserve">.</w:t>
       </w:r>
     </w:p>
-    <w:bookmarkEnd w:id="124"/>
-    <w:bookmarkStart w:id="125" w:name="rem-source-standardization"/>
+    <w:bookmarkEnd w:id="129"/>
+    <w:bookmarkStart w:id="130" w:name="rem-source-standardization"/>
     <w:p>
       <w:pPr>
         <w:pStyle w:val="BodyText"/>
@@ -18500,8 +18816,8 @@
         <w:t xml:space="preserve">.</w:t>
       </w:r>
     </w:p>
-    <w:bookmarkEnd w:id="125"/>
-    <w:bookmarkStart w:id="126" w:name="rem-standardization-units"/>
+    <w:bookmarkEnd w:id="130"/>
+    <w:bookmarkStart w:id="131" w:name="rem-standardization-units"/>
     <w:p>
       <w:pPr>
         <w:pStyle w:val="BodyText"/>
@@ -18576,8 +18892,8 @@
         <w:t xml:space="preserve">both become unitless numbers of standard deviations.</w:t>
       </w:r>
     </w:p>
-    <w:bookmarkEnd w:id="126"/>
-    <w:bookmarkStart w:id="127" w:name="thm-standardized-mean-sd"/>
+    <w:bookmarkEnd w:id="131"/>
+    <w:bookmarkStart w:id="132" w:name="thm-standardized-mean-sd"/>
     <w:p>
       <w:pPr>
         <w:pStyle w:val="BodyText"/>
@@ -18734,7 +19050,7 @@
         <w:t xml:space="preserve">.</w:t>
       </w:r>
     </w:p>
-    <w:bookmarkEnd w:id="127"/>
+    <w:bookmarkEnd w:id="132"/>
     <w:p>
       <w:pPr>
         <w:pStyle w:val="BodyText"/>
@@ -19447,7 +19763,7 @@
         <w:t xml:space="preserve">.</w:t>
       </w:r>
     </w:p>
-    <w:bookmarkStart w:id="128" w:name="rem-source-standardized-mean-sd"/>
+    <w:bookmarkStart w:id="133" w:name="rem-source-standardized-mean-sd"/>
     <w:p>
       <w:pPr>
         <w:pStyle w:val="BodyText"/>
@@ -19481,8 +19797,8 @@
         <w:t xml:space="preserve">the proof is the elementary calculation.</w:t>
       </w:r>
     </w:p>
-    <w:bookmarkEnd w:id="128"/>
-    <w:bookmarkStart w:id="129" w:name="exm-scale-wcgs"/>
+    <w:bookmarkEnd w:id="133"/>
+    <w:bookmarkStart w:id="134" w:name="exm-scale-wcgs"/>
     <w:p>
       <w:pPr>
         <w:pStyle w:val="BodyText"/>
@@ -19492,7 +19808,7 @@
           <w:b/>
           <w:bCs/>
         </w:rPr>
-        <w:t xml:space="preserve">Example 9 (Standardizing cholesterol in R)</w:t>
+        <w:t xml:space="preserve">Example 11 (Standardizing cholesterol in R)</w:t>
       </w:r>
       <w:r>
         <w:t xml:space="preserve"> </w:t>
@@ -19760,8 +20076,8 @@
         <w:t xml:space="preserve">is needed because 12 of the cholesterol values are missing.</w:t>
       </w:r>
     </w:p>
-    <w:bookmarkEnd w:id="129"/>
-    <w:bookmarkStart w:id="130" w:name="def-min-max-scaling"/>
+    <w:bookmarkEnd w:id="134"/>
+    <w:bookmarkStart w:id="135" w:name="def-min-max-scaling"/>
     <w:p>
       <w:pPr>
         <w:pStyle w:val="BodyText"/>
@@ -19771,7 +20087,7 @@
           <w:b/>
           <w:bCs/>
         </w:rPr>
-        <w:t xml:space="preserve">Definition 22 (Min-max scaling)</w:t>
+        <w:t xml:space="preserve">Definition 23 (Min-max scaling)</w:t>
       </w:r>
       <w:r>
         <w:t xml:space="preserve"> </w:t>
@@ -20070,8 +20386,8 @@
         <w:t xml:space="preserve">.</w:t>
       </w:r>
     </w:p>
-    <w:bookmarkEnd w:id="130"/>
-    <w:bookmarkStart w:id="131" w:name="rem-min-max-outliers"/>
+    <w:bookmarkEnd w:id="135"/>
+    <w:bookmarkStart w:id="136" w:name="rem-min-max-outliers"/>
     <w:p>
       <w:pPr>
         <w:pStyle w:val="BodyText"/>
@@ -20277,8 +20593,8 @@
         <w:t xml:space="preserve">.</w:t>
       </w:r>
     </w:p>
-    <w:bookmarkEnd w:id="131"/>
-    <w:bookmarkStart w:id="132" w:name="exm-min-max-wcgs"/>
+    <w:bookmarkEnd w:id="136"/>
+    <w:bookmarkStart w:id="137" w:name="exm-min-max-wcgs"/>
     <w:p>
       <w:pPr>
         <w:pStyle w:val="BodyText"/>
@@ -20288,7 +20604,7 @@
           <w:b/>
           <w:bCs/>
         </w:rPr>
-        <w:t xml:space="preserve">Example 10 (Min-max scaling of cholesterol in the WCGS)</w:t>
+        <w:t xml:space="preserve">Example 12 (Min-max scaling of cholesterol in the WCGS)</w:t>
       </w:r>
       <w:r>
         <w:t xml:space="preserve"> </w:t>
@@ -20517,10 +20833,10 @@
         <w:t xml:space="preserve">but have no units.</w:t>
       </w:r>
     </w:p>
-    <w:bookmarkEnd w:id="132"/>
-    <w:bookmarkEnd w:id="133"/>
-    <w:bookmarkEnd w:id="134"/>
-    <w:bookmarkStart w:id="136" w:name="an-exploratory-data-analysis-workflow"/>
+    <w:bookmarkEnd w:id="137"/>
+    <w:bookmarkEnd w:id="138"/>
+    <w:bookmarkEnd w:id="139"/>
+    <w:bookmarkStart w:id="141" w:name="an-exploratory-data-analysis-workflow"/>
     <w:p>
       <w:pPr>
         <w:pStyle w:val="Heading2"/>
@@ -20748,7 +21064,7 @@
       <w:tr>
         <w:tc>
           <w:tcPr/>
-          <w:bookmarkStart w:id="135" w:name="tbl-wcgs-all-summary"/>
+          <w:bookmarkStart w:id="140" w:name="tbl-wcgs-all-summary"/>
           <w:p>
             <w:pPr>
               <w:jc w:val="center"/>
@@ -21929,12 +22245,12 @@
               </w:tc>
             </w:tr>
           </w:tbl>
-          <w:bookmarkEnd w:id="135"/>
+          <w:bookmarkEnd w:id="140"/>
         </w:tc>
       </w:tr>
     </w:tbl>
-    <w:bookmarkEnd w:id="136"/>
-    <w:bookmarkStart w:id="140" w:name="further-reading"/>
+    <w:bookmarkEnd w:id="141"/>
+    <w:bookmarkStart w:id="145" w:name="further-reading"/>
     <w:p>
       <w:pPr>
         <w:pStyle w:val="Heading2"/>
@@ -21947,7 +22263,7 @@
       <w:pPr>
         <w:pStyle w:val="FirstParagraph"/>
       </w:pPr>
-      <w:hyperlink r:id="rId137">
+      <w:hyperlink r:id="rId142">
         <w:r>
           <w:rPr>
             <w:rStyle w:val="Hyperlink"/>
@@ -21964,7 +22280,7 @@
       <w:r>
         <w:t xml:space="preserve"> </w:t>
       </w:r>
-      <w:hyperlink r:id="rId62">
+      <w:hyperlink r:id="rId67">
         <w:r>
           <w:rPr>
             <w:rStyle w:val="Hyperlink"/>
@@ -21987,7 +22303,7 @@
       <w:r>
         <w:t xml:space="preserve"> </w:t>
       </w:r>
-      <w:hyperlink r:id="rId138">
+      <w:hyperlink r:id="rId143">
         <w:r>
           <w:rPr>
             <w:rStyle w:val="Hyperlink"/>
@@ -22010,7 +22326,7 @@
       <w:r>
         <w:t xml:space="preserve"> </w:t>
       </w:r>
-      <w:hyperlink r:id="rId139">
+      <w:hyperlink r:id="rId144">
         <w:r>
           <w:rPr>
             <w:rStyle w:val="Hyperlink"/>
@@ -22025,8 +22341,8 @@
         <w:t xml:space="preserve">of the WCGS data, in R and Python.</w:t>
       </w:r>
     </w:p>
-    <w:bookmarkEnd w:id="140"/>
-    <w:bookmarkStart w:id="185" w:name="references"/>
+    <w:bookmarkEnd w:id="145"/>
+    <w:bookmarkStart w:id="190" w:name="references"/>
     <w:p>
       <w:pPr>
         <w:pStyle w:val="Heading2"/>
@@ -22035,8 +22351,8 @@
         <w:t xml:space="preserve">References</w:t>
       </w:r>
     </w:p>
-    <w:bookmarkStart w:id="184" w:name="refs"/>
-    <w:bookmarkStart w:id="142" w:name="ref-vittinghoff2e"/>
+    <w:bookmarkStart w:id="189" w:name="refs"/>
+    <w:bookmarkStart w:id="147" w:name="ref-vittinghoff2e"/>
     <w:p>
       <w:pPr>
         <w:pStyle w:val="Bibliography"/>
@@ -22069,7 +22385,7 @@
       <w:r>
         <w:t xml:space="preserve"> </w:t>
       </w:r>
-      <w:hyperlink r:id="rId141">
+      <w:hyperlink r:id="rId146">
         <w:r>
           <w:rPr>
             <w:rStyle w:val="Hyperlink"/>
@@ -22081,8 +22397,8 @@
         <w:t xml:space="preserve">.</w:t>
       </w:r>
     </w:p>
-    <w:bookmarkEnd w:id="142"/>
-    <w:bookmarkStart w:id="144" w:name="ref-rosenman1975coronary"/>
+    <w:bookmarkEnd w:id="147"/>
+    <w:bookmarkStart w:id="149" w:name="ref-rosenman1975coronary"/>
     <w:p>
       <w:pPr>
         <w:pStyle w:val="Bibliography"/>
@@ -22130,7 +22446,7 @@
       <w:r>
         <w:t xml:space="preserve"> </w:t>
       </w:r>
-      <w:hyperlink r:id="rId143">
+      <w:hyperlink r:id="rId148">
         <w:r>
           <w:rPr>
             <w:rStyle w:val="Hyperlink"/>
@@ -22142,8 +22458,8 @@
         <w:t xml:space="preserve">.</w:t>
       </w:r>
     </w:p>
-    <w:bookmarkEnd w:id="144"/>
-    <w:bookmarkStart w:id="146" w:name="ref-wikipedia_statistical_population"/>
+    <w:bookmarkEnd w:id="149"/>
+    <w:bookmarkStart w:id="151" w:name="ref-wikipedia_statistical_population"/>
     <w:p>
       <w:pPr>
         <w:pStyle w:val="Bibliography"/>
@@ -22190,7 +22506,7 @@
       <w:r>
         <w:t xml:space="preserve"> </w:t>
       </w:r>
-      <w:hyperlink r:id="rId145">
+      <w:hyperlink r:id="rId150">
         <w:r>
           <w:rPr>
             <w:rStyle w:val="Hyperlink"/>
@@ -22199,8 +22515,8 @@
         </w:r>
       </w:hyperlink>
     </w:p>
-    <w:bookmarkEnd w:id="146"/>
-    <w:bookmarkStart w:id="148" w:name="ref-wikipedia_simple_random_sample"/>
+    <w:bookmarkEnd w:id="151"/>
+    <w:bookmarkStart w:id="153" w:name="ref-wikipedia_simple_random_sample"/>
     <w:p>
       <w:pPr>
         <w:pStyle w:val="Bibliography"/>
@@ -22247,7 +22563,7 @@
       <w:r>
         <w:t xml:space="preserve"> </w:t>
       </w:r>
-      <w:hyperlink r:id="rId147">
+      <w:hyperlink r:id="rId152">
         <w:r>
           <w:rPr>
             <w:rStyle w:val="Hyperlink"/>
@@ -22256,8 +22572,8 @@
         </w:r>
       </w:hyperlink>
     </w:p>
-    <w:bookmarkEnd w:id="148"/>
-    <w:bookmarkStart w:id="150" w:name="ref-wikipedia_median"/>
+    <w:bookmarkEnd w:id="153"/>
+    <w:bookmarkStart w:id="155" w:name="ref-wikipedia_median"/>
     <w:p>
       <w:pPr>
         <w:pStyle w:val="Bibliography"/>
@@ -22304,7 +22620,7 @@
       <w:r>
         <w:t xml:space="preserve"> </w:t>
       </w:r>
-      <w:hyperlink r:id="rId149">
+      <w:hyperlink r:id="rId154">
         <w:r>
           <w:rPr>
             <w:rStyle w:val="Hyperlink"/>
@@ -22313,8 +22629,8 @@
         </w:r>
       </w:hyperlink>
     </w:p>
-    <w:bookmarkEnd w:id="150"/>
-    <w:bookmarkStart w:id="152" w:name="ref-wikipedia_variance"/>
+    <w:bookmarkEnd w:id="155"/>
+    <w:bookmarkStart w:id="157" w:name="ref-wikipedia_variance"/>
     <w:p>
       <w:pPr>
         <w:pStyle w:val="Bibliography"/>
@@ -22361,7 +22677,7 @@
       <w:r>
         <w:t xml:space="preserve"> </w:t>
       </w:r>
-      <w:hyperlink r:id="rId151">
+      <w:hyperlink r:id="rId156">
         <w:r>
           <w:rPr>
             <w:rStyle w:val="Hyperlink"/>
@@ -22370,8 +22686,8 @@
         </w:r>
       </w:hyperlink>
     </w:p>
-    <w:bookmarkEnd w:id="152"/>
-    <w:bookmarkStart w:id="154" w:name="ref-wikipedia_standard_deviation"/>
+    <w:bookmarkEnd w:id="157"/>
+    <w:bookmarkStart w:id="159" w:name="ref-wikipedia_standard_deviation"/>
     <w:p>
       <w:pPr>
         <w:pStyle w:val="Bibliography"/>
@@ -22418,7 +22734,7 @@
       <w:r>
         <w:t xml:space="preserve"> </w:t>
       </w:r>
-      <w:hyperlink r:id="rId153">
+      <w:hyperlink r:id="rId158">
         <w:r>
           <w:rPr>
             <w:rStyle w:val="Hyperlink"/>
@@ -22427,8 +22743,8 @@
         </w:r>
       </w:hyperlink>
     </w:p>
-    <w:bookmarkEnd w:id="154"/>
-    <w:bookmarkStart w:id="156" w:name="ref-wikipedia_quartile"/>
+    <w:bookmarkEnd w:id="159"/>
+    <w:bookmarkStart w:id="161" w:name="ref-wikipedia_quartile"/>
     <w:p>
       <w:pPr>
         <w:pStyle w:val="Bibliography"/>
@@ -22475,7 +22791,7 @@
       <w:r>
         <w:t xml:space="preserve"> </w:t>
       </w:r>
-      <w:hyperlink r:id="rId155">
+      <w:hyperlink r:id="rId160">
         <w:r>
           <w:rPr>
             <w:rStyle w:val="Hyperlink"/>
@@ -22484,8 +22800,8 @@
         </w:r>
       </w:hyperlink>
     </w:p>
-    <w:bookmarkEnd w:id="156"/>
-    <w:bookmarkStart w:id="158" w:name="ref-wikipedia_interquartile_range"/>
+    <w:bookmarkEnd w:id="161"/>
+    <w:bookmarkStart w:id="163" w:name="ref-wikipedia_interquartile_range"/>
     <w:p>
       <w:pPr>
         <w:pStyle w:val="Bibliography"/>
@@ -22532,7 +22848,7 @@
       <w:r>
         <w:t xml:space="preserve"> </w:t>
       </w:r>
-      <w:hyperlink r:id="rId157">
+      <w:hyperlink r:id="rId162">
         <w:r>
           <w:rPr>
             <w:rStyle w:val="Hyperlink"/>
@@ -22541,8 +22857,8 @@
         </w:r>
       </w:hyperlink>
     </w:p>
-    <w:bookmarkEnd w:id="158"/>
-    <w:bookmarkStart w:id="159" w:name="ref-hoggtanis2015"/>
+    <w:bookmarkEnd w:id="163"/>
+    <w:bookmarkStart w:id="164" w:name="ref-hoggtanis2015"/>
     <w:p>
       <w:pPr>
         <w:pStyle w:val="Bibliography"/>
@@ -22573,8 +22889,8 @@
         <w:t xml:space="preserve">, Tenth edition. Boston: Pearson, 2019.</w:t>
       </w:r>
     </w:p>
-    <w:bookmarkEnd w:id="159"/>
-    <w:bookmarkStart w:id="160" w:name="ref-rice2007mathematical"/>
+    <w:bookmarkEnd w:id="164"/>
+    <w:bookmarkStart w:id="165" w:name="ref-rice2007mathematical"/>
     <w:p>
       <w:pPr>
         <w:pStyle w:val="Bibliography"/>
@@ -22605,8 +22921,8 @@
         <w:t xml:space="preserve">, 3rd ed. Belmont, CA: Cengage Learning, 2007.</w:t>
       </w:r>
     </w:p>
-    <w:bookmarkEnd w:id="160"/>
-    <w:bookmarkStart w:id="162" w:name="ref-wikipedia_histogram"/>
+    <w:bookmarkEnd w:id="165"/>
+    <w:bookmarkStart w:id="167" w:name="ref-wikipedia_histogram"/>
     <w:p>
       <w:pPr>
         <w:pStyle w:val="Bibliography"/>
@@ -22653,7 +22969,7 @@
       <w:r>
         <w:t xml:space="preserve"> </w:t>
       </w:r>
-      <w:hyperlink r:id="rId161">
+      <w:hyperlink r:id="rId166">
         <w:r>
           <w:rPr>
             <w:rStyle w:val="Hyperlink"/>
@@ -22662,8 +22978,8 @@
         </w:r>
       </w:hyperlink>
     </w:p>
-    <w:bookmarkEnd w:id="162"/>
-    <w:bookmarkStart w:id="164" w:name="ref-wikipedia_kernel_density_estimation"/>
+    <w:bookmarkEnd w:id="167"/>
+    <w:bookmarkStart w:id="169" w:name="ref-wikipedia_kernel_density_estimation"/>
     <w:p>
       <w:pPr>
         <w:pStyle w:val="Bibliography"/>
@@ -22710,7 +23026,7 @@
       <w:r>
         <w:t xml:space="preserve"> </w:t>
       </w:r>
-      <w:hyperlink r:id="rId163">
+      <w:hyperlink r:id="rId168">
         <w:r>
           <w:rPr>
             <w:rStyle w:val="Hyperlink"/>
@@ -22719,8 +23035,8 @@
         </w:r>
       </w:hyperlink>
     </w:p>
-    <w:bookmarkEnd w:id="164"/>
-    <w:bookmarkStart w:id="166" w:name="ref-wikipedia_box_plot"/>
+    <w:bookmarkEnd w:id="169"/>
+    <w:bookmarkStart w:id="171" w:name="ref-wikipedia_box_plot"/>
     <w:p>
       <w:pPr>
         <w:pStyle w:val="Bibliography"/>
@@ -22767,7 +23083,7 @@
       <w:r>
         <w:t xml:space="preserve"> </w:t>
       </w:r>
-      <w:hyperlink r:id="rId165">
+      <w:hyperlink r:id="rId170">
         <w:r>
           <w:rPr>
             <w:rStyle w:val="Hyperlink"/>
@@ -22776,8 +23092,8 @@
         </w:r>
       </w:hyperlink>
     </w:p>
-    <w:bookmarkEnd w:id="166"/>
-    <w:bookmarkStart w:id="168" w:name="ref-wikipedia_bar_chart"/>
+    <w:bookmarkEnd w:id="171"/>
+    <w:bookmarkStart w:id="173" w:name="ref-wikipedia_bar_chart"/>
     <w:p>
       <w:pPr>
         <w:pStyle w:val="Bibliography"/>
@@ -22824,7 +23140,7 @@
       <w:r>
         <w:t xml:space="preserve"> </w:t>
       </w:r>
-      <w:hyperlink r:id="rId167">
+      <w:hyperlink r:id="rId172">
         <w:r>
           <w:rPr>
             <w:rStyle w:val="Hyperlink"/>
@@ -22833,8 +23149,8 @@
         </w:r>
       </w:hyperlink>
     </w:p>
-    <w:bookmarkEnd w:id="168"/>
-    <w:bookmarkStart w:id="170" w:name="ref-wikipedia_q_q_plot"/>
+    <w:bookmarkEnd w:id="173"/>
+    <w:bookmarkStart w:id="175" w:name="ref-wikipedia_q_q_plot"/>
     <w:p>
       <w:pPr>
         <w:pStyle w:val="Bibliography"/>
@@ -22881,7 +23197,7 @@
       <w:r>
         <w:t xml:space="preserve"> </w:t>
       </w:r>
-      <w:hyperlink r:id="rId169">
+      <w:hyperlink r:id="rId174">
         <w:r>
           <w:rPr>
             <w:rStyle w:val="Hyperlink"/>
@@ -22890,8 +23206,8 @@
         </w:r>
       </w:hyperlink>
     </w:p>
-    <w:bookmarkEnd w:id="170"/>
-    <w:bookmarkStart w:id="172" w:name="ref-wikipedia_scatter_plot"/>
+    <w:bookmarkEnd w:id="175"/>
+    <w:bookmarkStart w:id="177" w:name="ref-wikipedia_scatter_plot"/>
     <w:p>
       <w:pPr>
         <w:pStyle w:val="Bibliography"/>
@@ -22938,7 +23254,7 @@
       <w:r>
         <w:t xml:space="preserve"> </w:t>
       </w:r>
-      <w:hyperlink r:id="rId171">
+      <w:hyperlink r:id="rId176">
         <w:r>
           <w:rPr>
             <w:rStyle w:val="Hyperlink"/>
@@ -22947,8 +23263,8 @@
         </w:r>
       </w:hyperlink>
     </w:p>
-    <w:bookmarkEnd w:id="172"/>
-    <w:bookmarkStart w:id="174" w:name="X9c68751dcff429bb8eebfb08e71b6f746222990"/>
+    <w:bookmarkEnd w:id="177"/>
+    <w:bookmarkStart w:id="179" w:name="X9c68751dcff429bb8eebfb08e71b6f746222990"/>
     <w:p>
       <w:pPr>
         <w:pStyle w:val="Bibliography"/>
@@ -22995,7 +23311,7 @@
       <w:r>
         <w:t xml:space="preserve"> </w:t>
       </w:r>
-      <w:hyperlink r:id="rId173">
+      <w:hyperlink r:id="rId178">
         <w:r>
           <w:rPr>
             <w:rStyle w:val="Hyperlink"/>
@@ -23004,8 +23320,8 @@
         </w:r>
       </w:hyperlink>
     </w:p>
-    <w:bookmarkEnd w:id="174"/>
-    <w:bookmarkStart w:id="176" w:name="ref-wikipedia_contingency_table"/>
+    <w:bookmarkEnd w:id="179"/>
+    <w:bookmarkStart w:id="181" w:name="ref-wikipedia_contingency_table"/>
     <w:p>
       <w:pPr>
         <w:pStyle w:val="Bibliography"/>
@@ -23052,7 +23368,7 @@
       <w:r>
         <w:t xml:space="preserve"> </w:t>
       </w:r>
-      <w:hyperlink r:id="rId175">
+      <w:hyperlink r:id="rId180">
         <w:r>
           <w:rPr>
             <w:rStyle w:val="Hyperlink"/>
@@ -23061,8 +23377,8 @@
         </w:r>
       </w:hyperlink>
     </w:p>
-    <w:bookmarkEnd w:id="176"/>
-    <w:bookmarkStart w:id="178" w:name="ref-wikipedia_standard_score"/>
+    <w:bookmarkEnd w:id="181"/>
+    <w:bookmarkStart w:id="183" w:name="ref-wikipedia_standard_score"/>
     <w:p>
       <w:pPr>
         <w:pStyle w:val="Bibliography"/>
@@ -23109,7 +23425,7 @@
       <w:r>
         <w:t xml:space="preserve"> </w:t>
       </w:r>
-      <w:hyperlink r:id="rId177">
+      <w:hyperlink r:id="rId182">
         <w:r>
           <w:rPr>
             <w:rStyle w:val="Hyperlink"/>
@@ -23118,8 +23434,8 @@
         </w:r>
       </w:hyperlink>
     </w:p>
-    <w:bookmarkEnd w:id="178"/>
-    <w:bookmarkStart w:id="180" w:name="ref-james2021islr2e"/>
+    <w:bookmarkEnd w:id="183"/>
+    <w:bookmarkStart w:id="185" w:name="ref-james2021islr2e"/>
     <w:p>
       <w:pPr>
         <w:pStyle w:val="Bibliography"/>
@@ -23166,7 +23482,7 @@
       <w:r>
         <w:t xml:space="preserve"> </w:t>
       </w:r>
-      <w:hyperlink r:id="rId179">
+      <w:hyperlink r:id="rId184">
         <w:r>
           <w:rPr>
             <w:rStyle w:val="Hyperlink"/>
@@ -23178,8 +23494,8 @@
         <w:t xml:space="preserve">.</w:t>
       </w:r>
     </w:p>
-    <w:bookmarkEnd w:id="180"/>
-    <w:bookmarkStart w:id="181" w:name="ref-geron2017hands"/>
+    <w:bookmarkEnd w:id="185"/>
+    <w:bookmarkStart w:id="186" w:name="ref-geron2017hands"/>
     <w:p>
       <w:pPr>
         <w:pStyle w:val="Bibliography"/>
@@ -23252,8 +23568,8 @@
         <w:t xml:space="preserve">, 1st ed. O’Reilly Media, 2017.</w:t>
       </w:r>
     </w:p>
-    <w:bookmarkEnd w:id="181"/>
-    <w:bookmarkStart w:id="183" w:name="ref-wikipedia_feature_scaling"/>
+    <w:bookmarkEnd w:id="186"/>
+    <w:bookmarkStart w:id="188" w:name="ref-wikipedia_feature_scaling"/>
     <w:p>
       <w:pPr>
         <w:pStyle w:val="Bibliography"/>
@@ -23300,7 +23616,7 @@
       <w:r>
         <w:t xml:space="preserve"> </w:t>
       </w:r>
-      <w:hyperlink r:id="rId182">
+      <w:hyperlink r:id="rId187">
         <w:r>
           <w:rPr>
             <w:rStyle w:val="Hyperlink"/>
@@ -23309,9 +23625,9 @@
         </w:r>
       </w:hyperlink>
     </w:p>
-    <w:bookmarkEnd w:id="183"/>
-    <w:bookmarkEnd w:id="184"/>
-    <w:bookmarkEnd w:id="185"/>
+    <w:bookmarkEnd w:id="188"/>
+    <w:bookmarkEnd w:id="189"/>
+    <w:bookmarkEnd w:id="190"/>
     <w:sectPr>
       <w:footnotePr>
         <w:numRestart w:val="eachSect"/>
